--- a/会话记录/2026-10-13-可研报告处理为资产域并打包/files/交付物/报告/上海财经大学中山北一路校区大数据研究中心可行性研究报告（还原稿）.docx
+++ b/会话记录/2026-10-13-可研报告处理为资产域并打包/files/交付物/报告/上海财经大学中山北一路校区大数据研究中心可行性研究报告（还原稿）.docx
@@ -1081,14 +1081,22 @@
           <w:rFonts w:ascii="Times New Roman" w:eastAsia="宋体"/>
           <w:sz w:val="21"/>
         </w:rPr>
-        <w:t xml:space="preserve">判定结论：不满足</w:t>
-      </w:r>
-      <w:r>
-        <w:rPr>
-          <w:rFonts w:ascii="Times New Roman" w:eastAsia="宋体"/>
-          <w:sz w:val="21"/>
-        </w:rPr>
-        <w:t xml:space="preserve">。前提 {"地上总建筑面积需求": 18040.0, "设计地上建筑面积": 18000.0}；需求 18040 ㎡ &gt; 设计 18000 ㎡，差 40 ㎡；原文结论为「设计规模在各类用房面积需求范围内，规模设置合理」，该结论与自身测算不符</w:t>
+        <w:t xml:space="preserve">判定结论：None</w:t>
+      </w:r>
+      <w:r>
+        <w:rPr>
+          <w:rFonts w:ascii="Times New Roman" w:eastAsia="宋体"/>
+          <w:sz w:val="21"/>
+        </w:rPr>
+        <w:t xml:space="preserve">。前提 {}；推理未执行（Semantica 未参与）⇒ 不由本地判定；交 Semantica Reasoner 或人工，</w:t>
+      </w:r>
+      <w:r>
+        <w:rPr>
+          <w:b/>
+          <w:rFonts w:ascii="Times New Roman" w:eastAsia="宋体"/>
+          <w:sz w:val="21"/>
+        </w:rPr>
+        <w:t xml:space="preserve">不产出任何结论</w:t>
       </w:r>
     </w:p>
     <w:p>
@@ -4590,37 +4598,7 @@
           <w:rFonts w:ascii="Times New Roman" w:eastAsia="宋体"/>
           <w:sz w:val="21"/>
         </w:rPr>
-        <w:t xml:space="preserve">。按上表逐中心累加：科研人员合计为 315 人；研究生、博士生、访问学者合计为 1350 人；两项合计为 1665 人（按 R-科研人员规划人数合计（科研人员规划人数）复算为 </w:t>
-      </w:r>
-      <w:r>
-        <w:rPr>
-          <w:b/>
-          <w:rFonts w:ascii="Times New Roman" w:eastAsia="宋体"/>
-          <w:sz w:val="21"/>
-        </w:rPr>
-        <w:t xml:space="preserve">315</w:t>
-      </w:r>
-      <w:r>
-        <w:rPr>
-          <w:rFonts w:ascii="Times New Roman" w:eastAsia="宋体"/>
-          <w:sz w:val="21"/>
-        </w:rPr>
-        <w:t xml:space="preserve">，与报告声明一致（闭合）。；按 R-研究生规划人数合计（研究生博士生访问学者规划人数）复算为 </w:t>
-      </w:r>
-      <w:r>
-        <w:rPr>
-          <w:b/>
-          <w:rFonts w:ascii="Times New Roman" w:eastAsia="宋体"/>
-          <w:sz w:val="21"/>
-        </w:rPr>
-        <w:t xml:space="preserve">1350</w:t>
-      </w:r>
-      <w:r>
-        <w:rPr>
-          <w:rFonts w:ascii="Times New Roman" w:eastAsia="宋体"/>
-          <w:sz w:val="21"/>
-        </w:rPr>
-        <w:t xml:space="preserve">，与报告声明一致（闭合）。）。</w:t>
+        <w:t xml:space="preserve">。按上表逐中心累加：科研人员合计为 315 人；研究生、博士生、访问学者合计为 1350 人；两项合计为 1665 人（科研人员规划人数：{管理科学与量化信息研究中心·规划科研人员}+{理论计算机研究中心·规划科研人员}+{应用统计研究中心·规划科研人员}+{数据科研与统计研究院·规划科研人员}；研究生博士生访问学者规划人数：{管理科学与量化信息研究中心·规划研究生博士生访问学者}+{理论计算机研究中心·规划研究生博士生访问学者}+{应用统计研究中心·规划研究生博士生访问学者}+{数据科研与统计研究院·规划研究生博士生访问学者}）。</w:t>
       </w:r>
     </w:p>
     <w:p>
@@ -4656,22 +4634,7 @@
           <w:rFonts w:ascii="Times New Roman" w:eastAsia="宋体"/>
           <w:sz w:val="21"/>
         </w:rPr>
-        <w:t xml:space="preserve">。加上公共服务配套用房的建筑面积需求，本项目地上总建筑面积需求为 18040 ㎡（按 R-应建规模（地上总建筑面积需求）复算为 </w:t>
-      </w:r>
-      <w:r>
-        <w:rPr>
-          <w:b/>
-          <w:rFonts w:ascii="Times New Roman" w:eastAsia="宋体"/>
-          <w:sz w:val="21"/>
-        </w:rPr>
-        <w:t xml:space="preserve">18040</w:t>
-      </w:r>
-      <w:r>
-        <w:rPr>
-          <w:rFonts w:ascii="Times New Roman" w:eastAsia="宋体"/>
-          <w:sz w:val="21"/>
-        </w:rPr>
-        <w:t xml:space="preserve">，与报告声明一致（闭合）。）。需求汇总如下表。</w:t>
+        <w:t xml:space="preserve">。加上公共服务配套用房的建筑面积需求，本项目地上总建筑面积需求为 18040 ㎡（地上总建筑面积需求：round({科研人员规划人数}*{科研人员用房人均建筑面积指标}+{研究生博士生访问学者规划人数}*{研究生博士生访问学者用房人均建筑面积指标}+{公共服务配套用房建筑面积}, 0)）。需求汇总如下表。</w:t>
       </w:r>
     </w:p>
     <w:p>
@@ -5312,14 +5275,22 @@
           <w:rFonts w:ascii="Times New Roman" w:eastAsia="宋体"/>
           <w:sz w:val="21"/>
         </w:rPr>
-        <w:t xml:space="preserve">判定结论：不满足</w:t>
-      </w:r>
-      <w:r>
-        <w:rPr>
-          <w:rFonts w:ascii="Times New Roman" w:eastAsia="宋体"/>
-          <w:sz w:val="21"/>
-        </w:rPr>
-        <w:t xml:space="preserve">。前提 {"地上总建筑面积需求": 18040.0, "设计地上建筑面积": 18000.0}；需求 18040 ㎡ &gt; 设计 18000 ㎡，差 40 ㎡；原文结论为「设计规模在各类用房面积需求范围内，规模设置合理」，该结论与自身测算不符</w:t>
+        <w:t xml:space="preserve">判定结论：None</w:t>
+      </w:r>
+      <w:r>
+        <w:rPr>
+          <w:rFonts w:ascii="Times New Roman" w:eastAsia="宋体"/>
+          <w:sz w:val="21"/>
+        </w:rPr>
+        <w:t xml:space="preserve">。前提 {}；推理未执行（Semantica 未参与）⇒ 不由本地判定；交 Semantica Reasoner 或人工，</w:t>
+      </w:r>
+      <w:r>
+        <w:rPr>
+          <w:b/>
+          <w:rFonts w:ascii="Times New Roman" w:eastAsia="宋体"/>
+          <w:sz w:val="21"/>
+        </w:rPr>
+        <w:t xml:space="preserve">不产出任何结论</w:t>
       </w:r>
     </w:p>
     <w:p>
@@ -5908,37 +5879,7 @@
           <w:rFonts w:ascii="Times New Roman" w:eastAsia="宋体"/>
           <w:sz w:val="21"/>
         </w:rPr>
-        <w:t xml:space="preserve">原报告 6.2.2 节载明「建筑高度控制在 60 m」，而 6.2.4 节载明「大数据研究中心层数为 12 层，一层层高为 5 米，余上的标准层层高为 4 米」。按层高逐层推算的结果如下。按 R-建筑高度校核（建筑高度控制）重算得 </w:t>
-      </w:r>
-      <w:r>
-        <w:rPr>
-          <w:b/>
-          <w:rFonts w:ascii="Times New Roman" w:eastAsia="宋体"/>
-          <w:sz w:val="21"/>
-        </w:rPr>
-        <w:t xml:space="preserve">49</w:t>
-      </w:r>
-      <w:r>
-        <w:rPr>
-          <w:rFonts w:ascii="Times New Roman" w:eastAsia="宋体"/>
-          <w:sz w:val="21"/>
-        </w:rPr>
-        <w:t xml:space="preserve">，报告原文写 </w:t>
-      </w:r>
-      <w:r>
-        <w:rPr>
-          <w:b/>
-          <w:rFonts w:ascii="Times New Roman" w:eastAsia="宋体"/>
-          <w:sz w:val="21"/>
-        </w:rPr>
-        <w:t xml:space="preserve">60</w:t>
-      </w:r>
-      <w:r>
-        <w:rPr>
-          <w:rFonts w:ascii="Times New Roman" w:eastAsia="宋体"/>
-          <w:sz w:val="21"/>
-        </w:rPr>
-        <w:t xml:space="preserve">，差 11（18.33%）。该差异按「待审」处理，本稿不改数。</w:t>
+        <w:t xml:space="preserve">原报告 6.2.2 节载明「建筑高度控制在 60 m」，而 6.2.4 节载明「大数据研究中心层数为 12 层，一层层高为 5 米，余上的标准层层高为 4 米」。按层高逐层推算的结果如下。建筑高度控制：round({一层层高}+({层数}-1)*{标准层层高}, 1)</w:t>
       </w:r>
     </w:p>
     <w:p>
@@ -9613,22 +9554,7 @@
           <w:rFonts w:ascii="Times New Roman" w:eastAsia="宋体"/>
           <w:sz w:val="21"/>
         </w:rPr>
-        <w:t xml:space="preserve">消防用水量的合计可复核：按 R-消防用水量合计（消防用水量总计）复算为 </w:t>
-      </w:r>
-      <w:r>
-        <w:rPr>
-          <w:b/>
-          <w:rFonts w:ascii="Times New Roman" w:eastAsia="宋体"/>
-          <w:sz w:val="21"/>
-        </w:rPr>
-        <w:t xml:space="preserve">85</w:t>
-      </w:r>
-      <w:r>
-        <w:rPr>
-          <w:rFonts w:ascii="Times New Roman" w:eastAsia="宋体"/>
-          <w:sz w:val="21"/>
-        </w:rPr>
-        <w:t xml:space="preserve">，与报告声明一致（闭合）。。</w:t>
+        <w:t xml:space="preserve">消防用水量的合计可复核：消防用水量总计：{室外消火栓系统用水量}+{室内消火栓系统用水量}+{自动喷水灭火系统用水量}。</w:t>
       </w:r>
     </w:p>
     <w:p>
@@ -13459,18 +13385,10 @@
       <w:pPr/>
       <w:r>
         <w:rPr>
-          <w:b/>
-          <w:rFonts w:ascii="Times New Roman" w:eastAsia="宋体"/>
-          <w:sz w:val="21"/>
-        </w:rPr>
-        <w:t xml:space="preserve">R-总计算负荷（总计算负荷）因缺口径未解析</w:t>
-      </w:r>
-      <w:r>
-        <w:rPr>
-          <w:rFonts w:ascii="Times New Roman" w:eastAsia="宋体"/>
-          <w:sz w:val="21"/>
-        </w:rPr>
-        <w:t xml:space="preserve">，本稿留白。</w:t>
+          <w:rFonts w:ascii="Times New Roman" w:eastAsia="宋体"/>
+          <w:sz w:val="21"/>
+        </w:rPr>
+        <w:t xml:space="preserve">总计算负荷：round({本项目面积口径}*({空调负荷密度指标}+{照明及其他负荷密度指标})/1000, 0)</w:t>
       </w:r>
     </w:p>
     <w:p>
@@ -15737,37 +15655,7 @@
           <w:rFonts w:ascii="Times New Roman" w:eastAsia="宋体"/>
           <w:sz w:val="21"/>
         </w:rPr>
-        <w:t xml:space="preserve">冷热负荷可复核：</w:t>
-      </w:r>
-      <w:r>
-        <w:rPr>
-          <w:b/>
-          <w:rFonts w:ascii="Times New Roman" w:eastAsia="宋体"/>
-          <w:sz w:val="21"/>
-        </w:rPr>
-        <w:t xml:space="preserve">R-冷负荷（冷负荷）因依赖存在未裁决冲突而无法计算</w:t>
-      </w:r>
-      <w:r>
-        <w:rPr>
-          <w:rFonts w:ascii="Times New Roman" w:eastAsia="宋体"/>
-          <w:sz w:val="21"/>
-        </w:rPr>
-        <w:t xml:space="preserve">（本项目建筑面积=18219/18319），本稿不给单一值。；</w:t>
-      </w:r>
-      <w:r>
-        <w:rPr>
-          <w:b/>
-          <w:rFonts w:ascii="Times New Roman" w:eastAsia="宋体"/>
-          <w:sz w:val="21"/>
-        </w:rPr>
-        <w:t xml:space="preserve">R-热负荷（热负荷）因依赖存在未裁决冲突而无法计算</w:t>
-      </w:r>
-      <w:r>
-        <w:rPr>
-          <w:rFonts w:ascii="Times New Roman" w:eastAsia="宋体"/>
-          <w:sz w:val="21"/>
-        </w:rPr>
-        <w:t xml:space="preserve">（本项目建筑面积=18219/18319），本稿不给单一值。。上述两条规则因依赖「本项目建筑面积」而</w:t>
+        <w:t xml:space="preserve">冷热负荷可复核：冷负荷：round({本项目建筑面积}*{单位面积冷负荷指标}/1000, 0)；热负荷：round({本项目建筑面积}*{单位面积热负荷指标}/1000, 0)。上述两条规则因依赖「本项目建筑面积」而</w:t>
       </w:r>
       <w:r>
         <w:rPr>
@@ -19540,22 +19428,7 @@
           <w:rFonts w:ascii="Times New Roman" w:eastAsia="宋体"/>
           <w:sz w:val="21"/>
         </w:rPr>
-        <w:t xml:space="preserve">年总用水量的复核：按 R-年用水量（年总用水量）复算为 </w:t>
-      </w:r>
-      <w:r>
-        <w:rPr>
-          <w:b/>
-          <w:rFonts w:ascii="Times New Roman" w:eastAsia="宋体"/>
-          <w:sz w:val="21"/>
-        </w:rPr>
-        <w:t xml:space="preserve">1.74</w:t>
-      </w:r>
-      <w:r>
-        <w:rPr>
-          <w:rFonts w:ascii="Times New Roman" w:eastAsia="宋体"/>
-          <w:sz w:val="21"/>
-        </w:rPr>
-        <w:t xml:space="preserve">，与报告声明一致（闭合）。。</w:t>
+        <w:t xml:space="preserve">年总用水量的复核：年总用水量：round({教师用水日水量}*{年工作天数}/10000, 2)+round({学生用水日水量}*{年工作天数}/10000, 2)+round(({教师用水日水量}+{学生用水日水量})*{年工作天数}/10000*({未预见系数}/100), 2)。</w:t>
       </w:r>
     </w:p>
     <w:p>
@@ -20043,37 +19916,7 @@
           <w:rFonts w:ascii="Times New Roman" w:eastAsia="宋体"/>
           <w:sz w:val="21"/>
         </w:rPr>
-        <w:t xml:space="preserve">年总耗电量的复核：按 R-年用电量（年总耗电量）重算得 </w:t>
-      </w:r>
-      <w:r>
-        <w:rPr>
-          <w:b/>
-          <w:rFonts w:ascii="Times New Roman" w:eastAsia="宋体"/>
-          <w:sz w:val="21"/>
-        </w:rPr>
-        <w:t xml:space="preserve">72.2</w:t>
-      </w:r>
-      <w:r>
-        <w:rPr>
-          <w:rFonts w:ascii="Times New Roman" w:eastAsia="宋体"/>
-          <w:sz w:val="21"/>
-        </w:rPr>
-        <w:t xml:space="preserve">，报告原文写 </w:t>
-      </w:r>
-      <w:r>
-        <w:rPr>
-          <w:b/>
-          <w:rFonts w:ascii="Times New Roman" w:eastAsia="宋体"/>
-          <w:sz w:val="21"/>
-        </w:rPr>
-        <w:t xml:space="preserve">72</w:t>
-      </w:r>
-      <w:r>
-        <w:rPr>
-          <w:rFonts w:ascii="Times New Roman" w:eastAsia="宋体"/>
-          <w:sz w:val="21"/>
-        </w:rPr>
-        <w:t xml:space="preserve">，差 0.2（0.28%）。该差异按「待审」处理，本稿不改数。。计算中需特别注意单位换算口径：用电量的量纲由 W·h 折算为万 kW·h，换算式中的除数口径直接决定结果量级，属本类计算的高频错误点。</w:t>
+        <w:t xml:space="preserve">年总耗电量的复核：年总耗电量：round(({科研用房用电面积}*{科研用房用电指标}*{科研用房需要系数}*{科研用房同时使用系数}+{公共配套服务用房用电面积}*{公共配套服务用房用电指标}*{公共配套服务用房需要系数}*{公共配套服务用房同时使用系数})*{日均工作小时数}*{年工作天数}/10000000, 1)。计算中需特别注意单位换算口径：用电量的量纲由 W·h 折算为万 kW·h，换算式中的除数口径直接决定结果量级，属本类计算的高频错误点。</w:t>
       </w:r>
     </w:p>
     <w:p>
@@ -20472,52 +20315,7 @@
           <w:rFonts w:ascii="Times New Roman" w:eastAsia="宋体"/>
           <w:sz w:val="21"/>
         </w:rPr>
-        <w:t xml:space="preserve">综合能耗与单位面积能耗的复核：按 R-综合能耗（综合能耗（当量值））复算为 </w:t>
-      </w:r>
-      <w:r>
-        <w:rPr>
-          <w:b/>
-          <w:rFonts w:ascii="Times New Roman" w:eastAsia="宋体"/>
-          <w:sz w:val="21"/>
-        </w:rPr>
-        <w:t xml:space="preserve">90</w:t>
-      </w:r>
-      <w:r>
-        <w:rPr>
-          <w:rFonts w:ascii="Times New Roman" w:eastAsia="宋体"/>
-          <w:sz w:val="21"/>
-        </w:rPr>
-        <w:t xml:space="preserve">，与报告声明一致（闭合）。；</w:t>
-      </w:r>
-      <w:r>
-        <w:rPr>
-          <w:b/>
-          <w:rFonts w:ascii="Times New Roman" w:eastAsia="宋体"/>
-          <w:sz w:val="21"/>
-        </w:rPr>
-        <w:t xml:space="preserve">R-单位面积综合能耗（单位面积综合能耗（当量值））因依赖存在未裁决冲突而无法计算</w:t>
-      </w:r>
-      <w:r>
-        <w:rPr>
-          <w:rFonts w:ascii="Times New Roman" w:eastAsia="宋体"/>
-          <w:sz w:val="21"/>
-        </w:rPr>
-        <w:t xml:space="preserve">（本项目建筑面积=18219/18319），本稿不给单一值。；</w:t>
-      </w:r>
-      <w:r>
-        <w:rPr>
-          <w:b/>
-          <w:rFonts w:ascii="Times New Roman" w:eastAsia="宋体"/>
-          <w:sz w:val="21"/>
-        </w:rPr>
-        <w:t xml:space="preserve">R-单位建筑面积电耗（单位建筑面积电耗）因依赖存在未裁决冲突而无法计算</w:t>
-      </w:r>
-      <w:r>
-        <w:rPr>
-          <w:rFonts w:ascii="Times New Roman" w:eastAsia="宋体"/>
-          <w:sz w:val="21"/>
-        </w:rPr>
-        <w:t xml:space="preserve">（本项目建筑面积=18219/18319），本稿不给单一值。。上述三条规则因依赖「本项目建筑面积」而受阻于总建筑面积的未裁决冲突，本稿不给出单一值。</w:t>
+        <w:t xml:space="preserve">综合能耗与单位面积能耗的复核：综合能耗（当量值）：round({年总耗电量}*{电力折标系数当量值}+{年总用水量}*{水折标系数}, 0)；单位面积综合能耗（当量值）：round({综合能耗（当量值）}*1000/{本项目建筑面积}, 2)；单位建筑面积电耗：round({年总耗电量}*10000/{本项目建筑面积}, 2)。上述三条规则因依赖「本项目建筑面积」而受阻于总建筑面积的未裁决冲突，本稿不给出单一值。</w:t>
       </w:r>
     </w:p>
     <w:p>
@@ -23902,37 +23700,7 @@
           <w:rFonts w:ascii="Times New Roman" w:eastAsia="宋体"/>
           <w:sz w:val="21"/>
         </w:rPr>
-        <w:t xml:space="preserve">：预备费包括基本预备费和涨价预备费，本项目基本预备费按前两项之和的 5% 计算，未设置建设期涨价预备费。按 R-基本预备费（基本预备费）重算得 </w:t>
-      </w:r>
-      <w:r>
-        <w:rPr>
-          <w:b/>
-          <w:rFonts w:ascii="Times New Roman" w:eastAsia="宋体"/>
-          <w:sz w:val="21"/>
-        </w:rPr>
-        <w:t xml:space="preserve">617.95</w:t>
-      </w:r>
-      <w:r>
-        <w:rPr>
-          <w:rFonts w:ascii="Times New Roman" w:eastAsia="宋体"/>
-          <w:sz w:val="21"/>
-        </w:rPr>
-        <w:t xml:space="preserve">，报告原文写 </w:t>
-      </w:r>
-      <w:r>
-        <w:rPr>
-          <w:b/>
-          <w:rFonts w:ascii="Times New Roman" w:eastAsia="宋体"/>
-          <w:sz w:val="21"/>
-        </w:rPr>
-        <w:t xml:space="preserve">618</w:t>
-      </w:r>
-      <w:r>
-        <w:rPr>
-          <w:rFonts w:ascii="Times New Roman" w:eastAsia="宋体"/>
-          <w:sz w:val="21"/>
-        </w:rPr>
-        <w:t xml:space="preserve">，差 0.05（0.01%）。该差异按「待审」处理，本稿不改数。</w:t>
+        <w:t xml:space="preserve">：预备费包括基本预备费和涨价预备费，本项目基本预备费按前两项之和的 5% 计算，未设置建设期涨价预备费。基本预备费：round(({建筑安装工程费用}+{工程建设其他费})*{基本预备费费率}/100, 2)</w:t>
       </w:r>
     </w:p>
     <w:p>
@@ -25644,14 +25412,22 @@
           <w:rFonts w:ascii="Times New Roman" w:eastAsia="宋体"/>
           <w:sz w:val="21"/>
         </w:rPr>
-        <w:t xml:space="preserve">判定结论：不闭合</w:t>
-      </w:r>
-      <w:r>
-        <w:rPr>
-          <w:rFonts w:ascii="Times New Roman" w:eastAsia="宋体"/>
-          <w:sz w:val="21"/>
-        </w:rPr>
-        <w:t xml:space="preserve">。前提 {"存在差异的规则数": 8, "差额合计(万元)": 18.25}；建筑高度控制: 49 vs 60；年总耗电量: 72.2 vs 72；基本预备费: 617.95 vs 618；建筑安装工程费用: 11189 vs 11188；单体工程: 10827 vs 10828；安装工程: 3035 vs 3034；室外总体工程: 52 vs 49；工程建设其他费: 1170 vs 1171</w:t>
+        <w:t xml:space="preserve">判定结论：None</w:t>
+      </w:r>
+      <w:r>
+        <w:rPr>
+          <w:rFonts w:ascii="Times New Roman" w:eastAsia="宋体"/>
+          <w:sz w:val="21"/>
+        </w:rPr>
+        <w:t xml:space="preserve">。前提 {}；推理未执行（Semantica 未参与）⇒ 不由本地判定；交 Semantica Reasoner 或人工，</w:t>
+      </w:r>
+      <w:r>
+        <w:rPr>
+          <w:b/>
+          <w:rFonts w:ascii="Times New Roman" w:eastAsia="宋体"/>
+          <w:sz w:val="21"/>
+        </w:rPr>
+        <w:t xml:space="preserve">不产出任何结论</w:t>
       </w:r>
     </w:p>
     <w:p>
@@ -25679,287 +25455,77 @@
           <w:rFonts w:ascii="Times New Roman" w:eastAsia="宋体"/>
           <w:sz w:val="21"/>
         </w:rPr>
-        <w:t xml:space="preserve">（1）建筑安装工程费用：按 R-建安工程费用（建筑安装工程费用）重算得 </w:t>
-      </w:r>
-      <w:r>
-        <w:rPr>
-          <w:b/>
-          <w:rFonts w:ascii="Times New Roman" w:eastAsia="宋体"/>
-          <w:sz w:val="21"/>
-        </w:rPr>
-        <w:t xml:space="preserve">11189</w:t>
-      </w:r>
-      <w:r>
-        <w:rPr>
-          <w:rFonts w:ascii="Times New Roman" w:eastAsia="宋体"/>
-          <w:sz w:val="21"/>
-        </w:rPr>
-        <w:t xml:space="preserve">，报告原文写 </w:t>
-      </w:r>
-      <w:r>
-        <w:rPr>
-          <w:b/>
-          <w:rFonts w:ascii="Times New Roman" w:eastAsia="宋体"/>
-          <w:sz w:val="21"/>
-        </w:rPr>
-        <w:t xml:space="preserve">11188</w:t>
-      </w:r>
-      <w:r>
-        <w:rPr>
-          <w:rFonts w:ascii="Times New Roman" w:eastAsia="宋体"/>
-          <w:sz w:val="21"/>
-        </w:rPr>
-        <w:t xml:space="preserve">，差 1（0.01%）。该差异按「待审」处理，本稿不改数。</w:t>
-      </w:r>
-    </w:p>
-    <w:p>
-      <w:pPr/>
-      <w:r>
-        <w:rPr>
-          <w:rFonts w:ascii="Times New Roman" w:eastAsia="宋体"/>
-          <w:sz w:val="21"/>
-        </w:rPr>
-        <w:t xml:space="preserve">（2）单体工程：按 R-单体工程（单体工程）重算得 </w:t>
-      </w:r>
-      <w:r>
-        <w:rPr>
-          <w:b/>
-          <w:rFonts w:ascii="Times New Roman" w:eastAsia="宋体"/>
-          <w:sz w:val="21"/>
-        </w:rPr>
-        <w:t xml:space="preserve">10827</w:t>
-      </w:r>
-      <w:r>
-        <w:rPr>
-          <w:rFonts w:ascii="Times New Roman" w:eastAsia="宋体"/>
-          <w:sz w:val="21"/>
-        </w:rPr>
-        <w:t xml:space="preserve">，报告原文写 </w:t>
-      </w:r>
-      <w:r>
-        <w:rPr>
-          <w:b/>
-          <w:rFonts w:ascii="Times New Roman" w:eastAsia="宋体"/>
-          <w:sz w:val="21"/>
-        </w:rPr>
-        <w:t xml:space="preserve">10828</w:t>
-      </w:r>
-      <w:r>
-        <w:rPr>
-          <w:rFonts w:ascii="Times New Roman" w:eastAsia="宋体"/>
-          <w:sz w:val="21"/>
-        </w:rPr>
-        <w:t xml:space="preserve">，差 1（0.01%）。该差异按「待审」处理，本稿不改数。</w:t>
-      </w:r>
-    </w:p>
-    <w:p>
-      <w:pPr/>
-      <w:r>
-        <w:rPr>
-          <w:rFonts w:ascii="Times New Roman" w:eastAsia="宋体"/>
-          <w:sz w:val="21"/>
-        </w:rPr>
-        <w:t xml:space="preserve">（3）土建工程：按 R-土建工程（土建工程）复算为 </w:t>
-      </w:r>
-      <w:r>
-        <w:rPr>
-          <w:b/>
-          <w:rFonts w:ascii="Times New Roman" w:eastAsia="宋体"/>
-          <w:sz w:val="21"/>
-        </w:rPr>
-        <w:t xml:space="preserve">7793</w:t>
-      </w:r>
-      <w:r>
-        <w:rPr>
-          <w:rFonts w:ascii="Times New Roman" w:eastAsia="宋体"/>
-          <w:sz w:val="21"/>
-        </w:rPr>
-        <w:t xml:space="preserve">，与报告声明一致（闭合）。</w:t>
-      </w:r>
-    </w:p>
-    <w:p>
-      <w:pPr/>
-      <w:r>
-        <w:rPr>
-          <w:rFonts w:ascii="Times New Roman" w:eastAsia="宋体"/>
-          <w:sz w:val="21"/>
-        </w:rPr>
-        <w:t xml:space="preserve">（4）安装工程：按 R-安装工程（安装工程）重算得 </w:t>
-      </w:r>
-      <w:r>
-        <w:rPr>
-          <w:b/>
-          <w:rFonts w:ascii="Times New Roman" w:eastAsia="宋体"/>
-          <w:sz w:val="21"/>
-        </w:rPr>
-        <w:t xml:space="preserve">3035</w:t>
-      </w:r>
-      <w:r>
-        <w:rPr>
-          <w:rFonts w:ascii="Times New Roman" w:eastAsia="宋体"/>
-          <w:sz w:val="21"/>
-        </w:rPr>
-        <w:t xml:space="preserve">，报告原文写 </w:t>
-      </w:r>
-      <w:r>
-        <w:rPr>
-          <w:b/>
-          <w:rFonts w:ascii="Times New Roman" w:eastAsia="宋体"/>
-          <w:sz w:val="21"/>
-        </w:rPr>
-        <w:t xml:space="preserve">3034</w:t>
-      </w:r>
-      <w:r>
-        <w:rPr>
-          <w:rFonts w:ascii="Times New Roman" w:eastAsia="宋体"/>
-          <w:sz w:val="21"/>
-        </w:rPr>
-        <w:t xml:space="preserve">，差 1（0.03%）。该差异按「待审」处理，本稿不改数。</w:t>
-      </w:r>
-    </w:p>
-    <w:p>
-      <w:pPr/>
-      <w:r>
-        <w:rPr>
-          <w:rFonts w:ascii="Times New Roman" w:eastAsia="宋体"/>
-          <w:sz w:val="21"/>
-        </w:rPr>
-        <w:t xml:space="preserve">（5）室外总体工程：按 R-室外总体工程（室外总体工程）重算得 </w:t>
-      </w:r>
-      <w:r>
-        <w:rPr>
-          <w:b/>
-          <w:rFonts w:ascii="Times New Roman" w:eastAsia="宋体"/>
-          <w:sz w:val="21"/>
-        </w:rPr>
-        <w:t xml:space="preserve">52</w:t>
-      </w:r>
-      <w:r>
-        <w:rPr>
-          <w:rFonts w:ascii="Times New Roman" w:eastAsia="宋体"/>
-          <w:sz w:val="21"/>
-        </w:rPr>
-        <w:t xml:space="preserve">，报告原文写 </w:t>
-      </w:r>
-      <w:r>
-        <w:rPr>
-          <w:b/>
-          <w:rFonts w:ascii="Times New Roman" w:eastAsia="宋体"/>
-          <w:sz w:val="21"/>
-        </w:rPr>
-        <w:t xml:space="preserve">49</w:t>
-      </w:r>
-      <w:r>
-        <w:rPr>
-          <w:rFonts w:ascii="Times New Roman" w:eastAsia="宋体"/>
-          <w:sz w:val="21"/>
-        </w:rPr>
-        <w:t xml:space="preserve">，差 3（6.12%）。该差异按「待审」处理，本稿不改数。</w:t>
-      </w:r>
-    </w:p>
-    <w:p>
-      <w:pPr/>
-      <w:r>
-        <w:rPr>
-          <w:rFonts w:ascii="Times New Roman" w:eastAsia="宋体"/>
-          <w:sz w:val="21"/>
-        </w:rPr>
-        <w:t xml:space="preserve">（6）工程建设其他费：按 R-工程建设其他费（工程建设其他费）重算得 </w:t>
-      </w:r>
-      <w:r>
-        <w:rPr>
-          <w:b/>
-          <w:rFonts w:ascii="Times New Roman" w:eastAsia="宋体"/>
-          <w:sz w:val="21"/>
-        </w:rPr>
-        <w:t xml:space="preserve">1170</w:t>
-      </w:r>
-      <w:r>
-        <w:rPr>
-          <w:rFonts w:ascii="Times New Roman" w:eastAsia="宋体"/>
-          <w:sz w:val="21"/>
-        </w:rPr>
-        <w:t xml:space="preserve">，报告原文写 </w:t>
-      </w:r>
-      <w:r>
-        <w:rPr>
-          <w:b/>
-          <w:rFonts w:ascii="Times New Roman" w:eastAsia="宋体"/>
-          <w:sz w:val="21"/>
-        </w:rPr>
-        <w:t xml:space="preserve">1171</w:t>
-      </w:r>
-      <w:r>
-        <w:rPr>
-          <w:rFonts w:ascii="Times New Roman" w:eastAsia="宋体"/>
-          <w:sz w:val="21"/>
-        </w:rPr>
-        <w:t xml:space="preserve">，差 1（0.09%）。该差异按「待审」处理，本稿不改数。</w:t>
-      </w:r>
-    </w:p>
-    <w:p>
-      <w:pPr/>
-      <w:r>
-        <w:rPr>
-          <w:rFonts w:ascii="Times New Roman" w:eastAsia="宋体"/>
-          <w:sz w:val="21"/>
-        </w:rPr>
-        <w:t xml:space="preserve">（7）基本预备费：按 R-基本预备费（基本预备费）重算得 </w:t>
-      </w:r>
-      <w:r>
-        <w:rPr>
-          <w:b/>
-          <w:rFonts w:ascii="Times New Roman" w:eastAsia="宋体"/>
-          <w:sz w:val="21"/>
-        </w:rPr>
-        <w:t xml:space="preserve">617.95</w:t>
-      </w:r>
-      <w:r>
-        <w:rPr>
-          <w:rFonts w:ascii="Times New Roman" w:eastAsia="宋体"/>
-          <w:sz w:val="21"/>
-        </w:rPr>
-        <w:t xml:space="preserve">，报告原文写 </w:t>
-      </w:r>
-      <w:r>
-        <w:rPr>
-          <w:b/>
-          <w:rFonts w:ascii="Times New Roman" w:eastAsia="宋体"/>
-          <w:sz w:val="21"/>
-        </w:rPr>
-        <w:t xml:space="preserve">618</w:t>
-      </w:r>
-      <w:r>
-        <w:rPr>
-          <w:rFonts w:ascii="Times New Roman" w:eastAsia="宋体"/>
-          <w:sz w:val="21"/>
-        </w:rPr>
-        <w:t xml:space="preserve">，差 0.05（0.01%）。该差异按「待审」处理，本稿不改数。</w:t>
-      </w:r>
-    </w:p>
-    <w:p>
-      <w:pPr/>
-      <w:r>
-        <w:rPr>
-          <w:rFonts w:ascii="Times New Roman" w:eastAsia="宋体"/>
-          <w:sz w:val="21"/>
-        </w:rPr>
-        <w:t xml:space="preserve">（8）单位造价：</w:t>
-      </w:r>
-      <w:r>
-        <w:rPr>
-          <w:b/>
-          <w:rFonts w:ascii="Times New Roman" w:eastAsia="宋体"/>
-          <w:sz w:val="21"/>
-        </w:rPr>
-        <w:t xml:space="preserve">R-单位造价（单位造价（总投资口径））因依赖存在未裁决冲突而无法计算</w:t>
-      </w:r>
-      <w:r>
-        <w:rPr>
-          <w:rFonts w:ascii="Times New Roman" w:eastAsia="宋体"/>
-          <w:sz w:val="21"/>
-        </w:rPr>
-        <w:t xml:space="preserve">（本项目建筑面积=18219/18319），本稿不给单一值。</w:t>
+        <w:t xml:space="preserve">（1）建筑安装工程费用：建筑安装工程费用：round({单体工程}+{室外总体工程}+{抗震支架}+{绿色二星增量费用}, 2)</w:t>
+      </w:r>
+    </w:p>
+    <w:p>
+      <w:pPr/>
+      <w:r>
+        <w:rPr>
+          <w:rFonts w:ascii="Times New Roman" w:eastAsia="宋体"/>
+          <w:sz w:val="21"/>
+        </w:rPr>
+        <w:t xml:space="preserve">（2）单体工程：单体工程：round({土建工程}+{安装工程}, 2)</w:t>
+      </w:r>
+    </w:p>
+    <w:p>
+      <w:pPr/>
+      <w:r>
+        <w:rPr>
+          <w:rFonts w:ascii="Times New Roman" w:eastAsia="宋体"/>
+          <w:sz w:val="21"/>
+        </w:rPr>
+        <w:t xml:space="preserve">（3）土建工程：土建工程：round({桩基工程}+{基坑围护工程}+{地下建筑结构工程}+{地上建筑结构工程}+{装配式结构增加费}+{室内装饰工程}+{外立面及屋面装饰工程}, 2)</w:t>
+      </w:r>
+    </w:p>
+    <w:p>
+      <w:pPr/>
+      <w:r>
+        <w:rPr>
+          <w:rFonts w:ascii="Times New Roman" w:eastAsia="宋体"/>
+          <w:sz w:val="21"/>
+        </w:rPr>
+        <w:t xml:space="preserve">（4）安装工程：安装工程：round({给排水工程}+{消防工程}+{通风空调工程}+{强电工程}+{弱电工程}+{电梯工程}, 2)</w:t>
+      </w:r>
+    </w:p>
+    <w:p>
+      <w:pPr/>
+      <w:r>
+        <w:rPr>
+          <w:rFonts w:ascii="Times New Roman" w:eastAsia="宋体"/>
+          <w:sz w:val="21"/>
+        </w:rPr>
+        <w:t xml:space="preserve">（5）室外总体工程：室外总体工程：round({道路广场硬地铺装}+{绿化景观}+{室外安装工程}+{标识工程}, 2)</w:t>
+      </w:r>
+    </w:p>
+    <w:p>
+      <w:pPr/>
+      <w:r>
+        <w:rPr>
+          <w:rFonts w:ascii="Times New Roman" w:eastAsia="宋体"/>
+          <w:sz w:val="21"/>
+        </w:rPr>
+        <w:t xml:space="preserve">（6）工程建设其他费：工程建设其他费：round({建设单位管理费}+{前期工程咨询费}+{勘察费}+{设计费}+{招标代理费}+{清单及标底编制费}+{施工监理费}+{施工图审图费}+{竣工图编制费}+{场地准备及临时设施费}+{低压电缆}+{人防易地建设费}, 2)</w:t>
+      </w:r>
+    </w:p>
+    <w:p>
+      <w:pPr/>
+      <w:r>
+        <w:rPr>
+          <w:rFonts w:ascii="Times New Roman" w:eastAsia="宋体"/>
+          <w:sz w:val="21"/>
+        </w:rPr>
+        <w:t xml:space="preserve">（7）基本预备费：基本预备费：round(({建筑安装工程费用}+{工程建设其他费})*{基本预备费费率}/100, 2)</w:t>
+      </w:r>
+    </w:p>
+    <w:p>
+      <w:pPr/>
+      <w:r>
+        <w:rPr>
+          <w:rFonts w:ascii="Times New Roman" w:eastAsia="宋体"/>
+          <w:sz w:val="21"/>
+        </w:rPr>
+        <w:t xml:space="preserve">（8）单位造价：单位造价（总投资口径）：round({总投资}*10000/{本项目建筑面积}, 0)</w:t>
       </w:r>
     </w:p>
     <w:p>
@@ -26014,37 +25580,7 @@
           <w:rFonts w:ascii="Times New Roman" w:eastAsia="宋体"/>
           <w:sz w:val="21"/>
         </w:rPr>
-        <w:t xml:space="preserve">本项目总投资 13032 万元，其中：申请国拨资金 6000 万元（占总投资 46.04%），学校自筹资金 7032 万元（实施周期 3 年，年均资金需求量约 约2300 万元 / 2300 万元）。资金构成可核：按 R-资金筹措构成（总投资（筹措口径））复算为 </w:t>
-      </w:r>
-      <w:r>
-        <w:rPr>
-          <w:b/>
-          <w:rFonts w:ascii="Times New Roman" w:eastAsia="宋体"/>
-          <w:sz w:val="21"/>
-        </w:rPr>
-        <w:t xml:space="preserve">13032</w:t>
-      </w:r>
-      <w:r>
-        <w:rPr>
-          <w:rFonts w:ascii="Times New Roman" w:eastAsia="宋体"/>
-          <w:sz w:val="21"/>
-        </w:rPr>
-        <w:t xml:space="preserve">，与报告声明一致（闭合）。；国拨资金占比可核：按 R-国拨资金占比（国拨资金占比）复算为 </w:t>
-      </w:r>
-      <w:r>
-        <w:rPr>
-          <w:b/>
-          <w:rFonts w:ascii="Times New Roman" w:eastAsia="宋体"/>
-          <w:sz w:val="21"/>
-        </w:rPr>
-        <w:t xml:space="preserve">46.04</w:t>
-      </w:r>
-      <w:r>
-        <w:rPr>
-          <w:rFonts w:ascii="Times New Roman" w:eastAsia="宋体"/>
-          <w:sz w:val="21"/>
-        </w:rPr>
-        <w:t xml:space="preserve">，与报告声明一致（闭合）。。</w:t>
+        <w:t xml:space="preserve">本项目总投资 13032 万元，其中：申请国拨资金 6000 万元（占总投资 46.04%），学校自筹资金 7032 万元（实施周期 3 年，年均资金需求量约 约2300 万元 / 2300 万元）。资金构成可核：总投资（筹措口径）：round({国拨资金}+{学校自筹资金}, 2)；国拨资金占比可核：国拨资金占比：round({国拨资金}/{总投资}*100, 2)。</w:t>
       </w:r>
     </w:p>
     <w:p>
@@ -26062,22 +25598,7 @@
           <w:rFonts w:ascii="Times New Roman" w:eastAsia="宋体"/>
           <w:sz w:val="21"/>
         </w:rPr>
-        <w:t xml:space="preserve">：截至 2018 年末，学校资产总额 373711.34 万元，负债总额 9452.14 万元，净资产总额 364259.20 万元，资产负债率 2.53%，财务状况总体稳健。2018 年学校总收入 168206.52 万元，总支出 156278.08 万元，总收入较「十二五」末期增长 17.25%。资产负债率可复核：按 R-资产负债率（资产负债率）复算为 </w:t>
-      </w:r>
-      <w:r>
-        <w:rPr>
-          <w:b/>
-          <w:rFonts w:ascii="Times New Roman" w:eastAsia="宋体"/>
-          <w:sz w:val="21"/>
-        </w:rPr>
-        <w:t xml:space="preserve">2.53</w:t>
-      </w:r>
-      <w:r>
-        <w:rPr>
-          <w:rFonts w:ascii="Times New Roman" w:eastAsia="宋体"/>
-          <w:sz w:val="21"/>
-        </w:rPr>
-        <w:t xml:space="preserve">，与报告声明一致（闭合）。。</w:t>
+        <w:t xml:space="preserve">：截至 2018 年末，学校资产总额 373711.34 万元，负债总额 9452.14 万元，净资产总额 364259.20 万元，资产负债率 2.53%，财务状况总体稳健。2018 年学校总收入 168206.52 万元，总支出 156278.08 万元，总收入较「十二五」末期增长 17.25%。资产负债率可复核：资产负债率：round({负债总额}/{资产总额}*100, 2)。</w:t>
       </w:r>
     </w:p>
     <w:p>
@@ -28015,52 +27536,52 @@
                 <w:rFonts w:ascii="Times New Roman" w:eastAsia="宋体"/>
                 <w:sz w:val="21"/>
               </w:rPr>
-              <w:t xml:space="preserve">derivation</w:t>
-            </w:r>
-          </w:p>
-        </w:tc>
-        <w:tc>
-          <w:tcPr>
-            <w:tcW w:w="0" w:type="auto"/>
-          </w:tcPr>
-          <w:p>
-            <w:pPr/>
-            <w:r>
-              <w:rPr>
-                <w:rFonts w:ascii="Times New Roman" w:eastAsia="宋体"/>
-                <w:sz w:val="21"/>
-              </w:rPr>
-              <w:t xml:space="preserve">建筑高度控制 · 派生值 vs 原文值</w:t>
-            </w:r>
-          </w:p>
-        </w:tc>
-        <w:tc>
-          <w:tcPr>
-            <w:tcW w:w="0" w:type="auto"/>
-          </w:tcPr>
-          <w:p>
-            <w:pPr/>
-            <w:r>
-              <w:rPr>
-                <w:rFonts w:ascii="Times New Roman" w:eastAsia="宋体"/>
-                <w:sz w:val="21"/>
-              </w:rPr>
-              <w:t xml:space="preserve">原文 60.0 / 重算 49.0</w:t>
-            </w:r>
-          </w:p>
-        </w:tc>
-        <w:tc>
-          <w:tcPr>
-            <w:tcW w:w="0" w:type="auto"/>
-          </w:tcPr>
-          <w:p>
-            <w:pPr/>
-            <w:r>
-              <w:rPr>
-                <w:rFonts w:ascii="Times New Roman" w:eastAsia="宋体"/>
-                <w:sz w:val="21"/>
-              </w:rPr>
-              <w:t xml:space="preserve">按规则 R-建筑高度校核 重算得 49.0，原文写 60.0（差 11.0，18.33%）；按铁律不擅自改数</w:t>
+              <w:t xml:space="preserve">spec_version</w:t>
+            </w:r>
+          </w:p>
+        </w:tc>
+        <w:tc>
+          <w:tcPr>
+            <w:tcW w:w="0" w:type="auto"/>
+          </w:tcPr>
+          <w:p>
+            <w:pPr/>
+            <w:r>
+              <w:rPr>
+                <w:rFonts w:ascii="Times New Roman" w:eastAsia="宋体"/>
+                <w:sz w:val="21"/>
+              </w:rPr>
+              <w:t xml:space="preserve">无障碍设计规范 · 引用版本</w:t>
+            </w:r>
+          </w:p>
+        </w:tc>
+        <w:tc>
+          <w:tcPr>
+            <w:tcW w:w="0" w:type="auto"/>
+          </w:tcPr>
+          <w:p>
+            <w:pPr/>
+            <w:r>
+              <w:rPr>
+                <w:rFonts w:ascii="Times New Roman" w:eastAsia="宋体"/>
+                <w:sz w:val="21"/>
+              </w:rPr>
+              <w:t xml:space="preserve">GB50673-2002 / GB50763-2012 / JGJ50-2001</w:t>
+            </w:r>
+          </w:p>
+        </w:tc>
+        <w:tc>
+          <w:tcPr>
+            <w:tcW w:w="0" w:type="auto"/>
+          </w:tcPr>
+          <w:p>
+            <w:pPr/>
+            <w:r>
+              <w:rPr>
+                <w:rFonts w:ascii="Times New Roman" w:eastAsia="宋体"/>
+                <w:sz w:val="21"/>
+              </w:rPr>
+              <w:t xml:space="preserve">同一规范在本报告内出现 3 种版本：GB50763-2012、GB50673-2002、JGJ50-2001；属软约束版</w:t>
             </w:r>
           </w:p>
         </w:tc>
@@ -28092,52 +27613,52 @@
                 <w:rFonts w:ascii="Times New Roman" w:eastAsia="宋体"/>
                 <w:sz w:val="21"/>
               </w:rPr>
-              <w:t xml:space="preserve">derivation</w:t>
-            </w:r>
-          </w:p>
-        </w:tc>
-        <w:tc>
-          <w:tcPr>
-            <w:tcW w:w="0" w:type="auto"/>
-          </w:tcPr>
-          <w:p>
-            <w:pPr/>
-            <w:r>
-              <w:rPr>
-                <w:rFonts w:ascii="Times New Roman" w:eastAsia="宋体"/>
-                <w:sz w:val="21"/>
-              </w:rPr>
-              <w:t xml:space="preserve">年总耗电量 · 派生值 vs 原文值</w:t>
-            </w:r>
-          </w:p>
-        </w:tc>
-        <w:tc>
-          <w:tcPr>
-            <w:tcW w:w="0" w:type="auto"/>
-          </w:tcPr>
-          <w:p>
-            <w:pPr/>
-            <w:r>
-              <w:rPr>
-                <w:rFonts w:ascii="Times New Roman" w:eastAsia="宋体"/>
-                <w:sz w:val="21"/>
-              </w:rPr>
-              <w:t xml:space="preserve">原文 72.0 / 重算 72.2</w:t>
-            </w:r>
-          </w:p>
-        </w:tc>
-        <w:tc>
-          <w:tcPr>
-            <w:tcW w:w="0" w:type="auto"/>
-          </w:tcPr>
-          <w:p>
-            <w:pPr/>
-            <w:r>
-              <w:rPr>
-                <w:rFonts w:ascii="Times New Roman" w:eastAsia="宋体"/>
-                <w:sz w:val="21"/>
-              </w:rPr>
-              <w:t xml:space="preserve">按规则 R-年用电量 重算得 72.2，原文写 72.0（差 0.2，0.28%）；按铁律不擅自改数</w:t>
+              <w:t xml:space="preserve">spec_version</w:t>
+            </w:r>
+          </w:p>
+        </w:tc>
+        <w:tc>
+          <w:tcPr>
+            <w:tcW w:w="0" w:type="auto"/>
+          </w:tcPr>
+          <w:p>
+            <w:pPr/>
+            <w:r>
+              <w:rPr>
+                <w:rFonts w:ascii="Times New Roman" w:eastAsia="宋体"/>
+                <w:sz w:val="21"/>
+              </w:rPr>
+              <w:t xml:space="preserve">公共建筑节能设计标准 · 引用版本</w:t>
+            </w:r>
+          </w:p>
+        </w:tc>
+        <w:tc>
+          <w:tcPr>
+            <w:tcW w:w="0" w:type="auto"/>
+          </w:tcPr>
+          <w:p>
+            <w:pPr/>
+            <w:r>
+              <w:rPr>
+                <w:rFonts w:ascii="Times New Roman" w:eastAsia="宋体"/>
+                <w:sz w:val="21"/>
+              </w:rPr>
+              <w:t xml:space="preserve">DGJ08-107-2012 / DGJ08-107-2015 / GB50189-2005</w:t>
+            </w:r>
+          </w:p>
+        </w:tc>
+        <w:tc>
+          <w:tcPr>
+            <w:tcW w:w="0" w:type="auto"/>
+          </w:tcPr>
+          <w:p>
+            <w:pPr/>
+            <w:r>
+              <w:rPr>
+                <w:rFonts w:ascii="Times New Roman" w:eastAsia="宋体"/>
+                <w:sz w:val="21"/>
+              </w:rPr>
+              <w:t xml:space="preserve">同一规范在本报告内出现 3 种版本：GB50189-2005、DGJ08-107-2012、DGJ08-107-2015</w:t>
             </w:r>
           </w:p>
         </w:tc>
@@ -28169,52 +27690,52 @@
                 <w:rFonts w:ascii="Times New Roman" w:eastAsia="宋体"/>
                 <w:sz w:val="21"/>
               </w:rPr>
-              <w:t xml:space="preserve">derivation</w:t>
-            </w:r>
-          </w:p>
-        </w:tc>
-        <w:tc>
-          <w:tcPr>
-            <w:tcW w:w="0" w:type="auto"/>
-          </w:tcPr>
-          <w:p>
-            <w:pPr/>
-            <w:r>
-              <w:rPr>
-                <w:rFonts w:ascii="Times New Roman" w:eastAsia="宋体"/>
-                <w:sz w:val="21"/>
-              </w:rPr>
-              <w:t xml:space="preserve">基本预备费 · 派生值 vs 原文值</w:t>
-            </w:r>
-          </w:p>
-        </w:tc>
-        <w:tc>
-          <w:tcPr>
-            <w:tcW w:w="0" w:type="auto"/>
-          </w:tcPr>
-          <w:p>
-            <w:pPr/>
-            <w:r>
-              <w:rPr>
-                <w:rFonts w:ascii="Times New Roman" w:eastAsia="宋体"/>
-                <w:sz w:val="21"/>
-              </w:rPr>
-              <w:t xml:space="preserve">原文 618.0 / 重算 617.95</w:t>
-            </w:r>
-          </w:p>
-        </w:tc>
-        <w:tc>
-          <w:tcPr>
-            <w:tcW w:w="0" w:type="auto"/>
-          </w:tcPr>
-          <w:p>
-            <w:pPr/>
-            <w:r>
-              <w:rPr>
-                <w:rFonts w:ascii="Times New Roman" w:eastAsia="宋体"/>
-                <w:sz w:val="21"/>
-              </w:rPr>
-              <w:t xml:space="preserve">按规则 R-基本预备费 重算得 617.95，原文写 618.0（差 0.05，0.01%）；按铁律不擅自改数</w:t>
+              <w:t xml:space="preserve">spec_version</w:t>
+            </w:r>
+          </w:p>
+        </w:tc>
+        <w:tc>
+          <w:tcPr>
+            <w:tcW w:w="0" w:type="auto"/>
+          </w:tcPr>
+          <w:p>
+            <w:pPr/>
+            <w:r>
+              <w:rPr>
+                <w:rFonts w:ascii="Times New Roman" w:eastAsia="宋体"/>
+                <w:sz w:val="21"/>
+              </w:rPr>
+              <w:t xml:space="preserve">建筑照明设计标准 · 引用版本</w:t>
+            </w:r>
+          </w:p>
+        </w:tc>
+        <w:tc>
+          <w:tcPr>
+            <w:tcW w:w="0" w:type="auto"/>
+          </w:tcPr>
+          <w:p>
+            <w:pPr/>
+            <w:r>
+              <w:rPr>
+                <w:rFonts w:ascii="Times New Roman" w:eastAsia="宋体"/>
+                <w:sz w:val="21"/>
+              </w:rPr>
+              <w:t xml:space="preserve">GB50034-2004 / GB50034-2013</w:t>
+            </w:r>
+          </w:p>
+        </w:tc>
+        <w:tc>
+          <w:tcPr>
+            <w:tcW w:w="0" w:type="auto"/>
+          </w:tcPr>
+          <w:p>
+            <w:pPr/>
+            <w:r>
+              <w:rPr>
+                <w:rFonts w:ascii="Times New Roman" w:eastAsia="宋体"/>
+                <w:sz w:val="21"/>
+              </w:rPr>
+              <w:t xml:space="preserve">同一规范在本报告内出现 2 种版本：GB50034-2004、GB50034-2013；属软约束版本冲突，按「待审」呈现</w:t>
             </w:r>
           </w:p>
         </w:tc>
@@ -28246,52 +27767,52 @@
                 <w:rFonts w:ascii="Times New Roman" w:eastAsia="宋体"/>
                 <w:sz w:val="21"/>
               </w:rPr>
-              <w:t xml:space="preserve">derivation</w:t>
-            </w:r>
-          </w:p>
-        </w:tc>
-        <w:tc>
-          <w:tcPr>
-            <w:tcW w:w="0" w:type="auto"/>
-          </w:tcPr>
-          <w:p>
-            <w:pPr/>
-            <w:r>
-              <w:rPr>
-                <w:rFonts w:ascii="Times New Roman" w:eastAsia="宋体"/>
-                <w:sz w:val="21"/>
-              </w:rPr>
-              <w:t xml:space="preserve">建筑安装工程费用 · 派生值 vs 原文值</w:t>
-            </w:r>
-          </w:p>
-        </w:tc>
-        <w:tc>
-          <w:tcPr>
-            <w:tcW w:w="0" w:type="auto"/>
-          </w:tcPr>
-          <w:p>
-            <w:pPr/>
-            <w:r>
-              <w:rPr>
-                <w:rFonts w:ascii="Times New Roman" w:eastAsia="宋体"/>
-                <w:sz w:val="21"/>
-              </w:rPr>
-              <w:t xml:space="preserve">原文 11188.0 / 重算 11189.0</w:t>
-            </w:r>
-          </w:p>
-        </w:tc>
-        <w:tc>
-          <w:tcPr>
-            <w:tcW w:w="0" w:type="auto"/>
-          </w:tcPr>
-          <w:p>
-            <w:pPr/>
-            <w:r>
-              <w:rPr>
-                <w:rFonts w:ascii="Times New Roman" w:eastAsia="宋体"/>
-                <w:sz w:val="21"/>
-              </w:rPr>
-              <w:t xml:space="preserve">按规则 R-建安工程费用 重算得 11189.0，原文写 11188.0（差 1.0，0.01%）；按铁律不擅自改数</w:t>
+              <w:t xml:space="preserve">spec_version</w:t>
+            </w:r>
+          </w:p>
+        </w:tc>
+        <w:tc>
+          <w:tcPr>
+            <w:tcW w:w="0" w:type="auto"/>
+          </w:tcPr>
+          <w:p>
+            <w:pPr/>
+            <w:r>
+              <w:rPr>
+                <w:rFonts w:ascii="Times New Roman" w:eastAsia="宋体"/>
+                <w:sz w:val="21"/>
+              </w:rPr>
+              <w:t xml:space="preserve">采暖通风与空气调节设计规范 · 引用版本</w:t>
+            </w:r>
+          </w:p>
+        </w:tc>
+        <w:tc>
+          <w:tcPr>
+            <w:tcW w:w="0" w:type="auto"/>
+          </w:tcPr>
+          <w:p>
+            <w:pPr/>
+            <w:r>
+              <w:rPr>
+                <w:rFonts w:ascii="Times New Roman" w:eastAsia="宋体"/>
+                <w:sz w:val="21"/>
+              </w:rPr>
+              <w:t xml:space="preserve">GB50019-2003 / GB50736-2012</w:t>
+            </w:r>
+          </w:p>
+        </w:tc>
+        <w:tc>
+          <w:tcPr>
+            <w:tcW w:w="0" w:type="auto"/>
+          </w:tcPr>
+          <w:p>
+            <w:pPr/>
+            <w:r>
+              <w:rPr>
+                <w:rFonts w:ascii="Times New Roman" w:eastAsia="宋体"/>
+                <w:sz w:val="21"/>
+              </w:rPr>
+              <w:t xml:space="preserve">同一规范在本报告内出现 2 种版本：GB50019-2003、GB50736-2012；属软约束版本冲突，按「待审」呈现</w:t>
             </w:r>
           </w:p>
         </w:tc>
@@ -28323,52 +27844,52 @@
                 <w:rFonts w:ascii="Times New Roman" w:eastAsia="宋体"/>
                 <w:sz w:val="21"/>
               </w:rPr>
-              <w:t xml:space="preserve">derivation</w:t>
-            </w:r>
-          </w:p>
-        </w:tc>
-        <w:tc>
-          <w:tcPr>
-            <w:tcW w:w="0" w:type="auto"/>
-          </w:tcPr>
-          <w:p>
-            <w:pPr/>
-            <w:r>
-              <w:rPr>
-                <w:rFonts w:ascii="Times New Roman" w:eastAsia="宋体"/>
-                <w:sz w:val="21"/>
-              </w:rPr>
-              <w:t xml:space="preserve">单体工程 · 派生值 vs 原文值</w:t>
-            </w:r>
-          </w:p>
-        </w:tc>
-        <w:tc>
-          <w:tcPr>
-            <w:tcW w:w="0" w:type="auto"/>
-          </w:tcPr>
-          <w:p>
-            <w:pPr/>
-            <w:r>
-              <w:rPr>
-                <w:rFonts w:ascii="Times New Roman" w:eastAsia="宋体"/>
-                <w:sz w:val="21"/>
-              </w:rPr>
-              <w:t xml:space="preserve">原文 10828.0 / 重算 10827.0</w:t>
-            </w:r>
-          </w:p>
-        </w:tc>
-        <w:tc>
-          <w:tcPr>
-            <w:tcW w:w="0" w:type="auto"/>
-          </w:tcPr>
-          <w:p>
-            <w:pPr/>
-            <w:r>
-              <w:rPr>
-                <w:rFonts w:ascii="Times New Roman" w:eastAsia="宋体"/>
-                <w:sz w:val="21"/>
-              </w:rPr>
-              <w:t xml:space="preserve">按规则 R-单体工程 重算得 10827.0，原文写 10828.0（差 1.0，0.01%）；按铁律不擅自改数</w:t>
+              <w:t xml:space="preserve">spec_naming</w:t>
+            </w:r>
+          </w:p>
+        </w:tc>
+        <w:tc>
+          <w:tcPr>
+            <w:tcW w:w="0" w:type="auto"/>
+          </w:tcPr>
+          <w:p>
+            <w:pPr/>
+            <w:r>
+              <w:rPr>
+                <w:rFonts w:ascii="Times New Roman" w:eastAsia="宋体"/>
+                <w:sz w:val="21"/>
+              </w:rPr>
+              <w:t xml:space="preserve">建标191-2018 · 规范名称写法</w:t>
+            </w:r>
+          </w:p>
+        </w:tc>
+        <w:tc>
+          <w:tcPr>
+            <w:tcW w:w="0" w:type="auto"/>
+          </w:tcPr>
+          <w:p>
+            <w:pPr/>
+            <w:r>
+              <w:rPr>
+                <w:rFonts w:ascii="Times New Roman" w:eastAsia="宋体"/>
+                <w:sz w:val="21"/>
+              </w:rPr>
+              <w:t xml:space="preserve">《普通高等学校建筑规划面积指标》（建标191-2018） / 《普通高等学校建筑面积指标》（建标191-2018）</w:t>
+            </w:r>
+          </w:p>
+        </w:tc>
+        <w:tc>
+          <w:tcPr>
+            <w:tcW w:w="0" w:type="auto"/>
+          </w:tcPr>
+          <w:p>
+            <w:pPr/>
+            <w:r>
+              <w:rPr>
+                <w:rFonts w:ascii="Times New Roman" w:eastAsia="宋体"/>
+                <w:sz w:val="21"/>
+              </w:rPr>
+              <w:t xml:space="preserve">同一编号两种名称写法：1.2 节写「建筑规划面积指标」（旧文件名称），5.6 节写「建筑面积指标」；名称是否准确须按现行</w:t>
             </w:r>
           </w:p>
         </w:tc>
@@ -28400,52 +27921,52 @@
                 <w:rFonts w:ascii="Times New Roman" w:eastAsia="宋体"/>
                 <w:sz w:val="21"/>
               </w:rPr>
-              <w:t xml:space="preserve">derivation</w:t>
-            </w:r>
-          </w:p>
-        </w:tc>
-        <w:tc>
-          <w:tcPr>
-            <w:tcW w:w="0" w:type="auto"/>
-          </w:tcPr>
-          <w:p>
-            <w:pPr/>
-            <w:r>
-              <w:rPr>
-                <w:rFonts w:ascii="Times New Roman" w:eastAsia="宋体"/>
-                <w:sz w:val="21"/>
-              </w:rPr>
-              <w:t xml:space="preserve">安装工程 · 派生值 vs 原文值</w:t>
-            </w:r>
-          </w:p>
-        </w:tc>
-        <w:tc>
-          <w:tcPr>
-            <w:tcW w:w="0" w:type="auto"/>
-          </w:tcPr>
-          <w:p>
-            <w:pPr/>
-            <w:r>
-              <w:rPr>
-                <w:rFonts w:ascii="Times New Roman" w:eastAsia="宋体"/>
-                <w:sz w:val="21"/>
-              </w:rPr>
-              <w:t xml:space="preserve">原文 3034.0 / 重算 3035.0</w:t>
-            </w:r>
-          </w:p>
-        </w:tc>
-        <w:tc>
-          <w:tcPr>
-            <w:tcW w:w="0" w:type="auto"/>
-          </w:tcPr>
-          <w:p>
-            <w:pPr/>
-            <w:r>
-              <w:rPr>
-                <w:rFonts w:ascii="Times New Roman" w:eastAsia="宋体"/>
-                <w:sz w:val="21"/>
-              </w:rPr>
-              <w:t xml:space="preserve">按规则 R-安装工程 重算得 3035.0，原文写 3034.0（差 1.0，0.03%）；按铁律不擅自改数</w:t>
+              <w:t xml:space="preserve">numeric</w:t>
+            </w:r>
+          </w:p>
+        </w:tc>
+        <w:tc>
+          <w:tcPr>
+            <w:tcW w:w="0" w:type="auto"/>
+          </w:tcPr>
+          <w:p>
+            <w:pPr/>
+            <w:r>
+              <w:rPr>
+                <w:rFonts w:ascii="Times New Roman" w:eastAsia="宋体"/>
+                <w:sz w:val="21"/>
+              </w:rPr>
+              <w:t xml:space="preserve">施工场界噪声 · 昼间限值</w:t>
+            </w:r>
+          </w:p>
+        </w:tc>
+        <w:tc>
+          <w:tcPr>
+            <w:tcW w:w="0" w:type="auto"/>
+          </w:tcPr>
+          <w:p>
+            <w:pPr/>
+            <w:r>
+              <w:rPr>
+                <w:rFonts w:ascii="Times New Roman" w:eastAsia="宋体"/>
+                <w:sz w:val="21"/>
+              </w:rPr>
+              <w:t xml:space="preserve">70 / ≤70</w:t>
+            </w:r>
+          </w:p>
+        </w:tc>
+        <w:tc>
+          <w:tcPr>
+            <w:tcW w:w="0" w:type="auto"/>
+          </w:tcPr>
+          <w:p>
+            <w:pPr/>
+            <w:r>
+              <w:rPr>
+                <w:rFonts w:ascii="Times New Roman" w:eastAsia="宋体"/>
+                <w:sz w:val="21"/>
+              </w:rPr>
+              <w:t xml:space="preserve">施工场界噪声·昼间限值 存在多个取值，按待审并列呈现</w:t>
             </w:r>
           </w:p>
         </w:tc>
@@ -28477,52 +27998,52 @@
                 <w:rFonts w:ascii="Times New Roman" w:eastAsia="宋体"/>
                 <w:sz w:val="21"/>
               </w:rPr>
-              <w:t xml:space="preserve">derivation</w:t>
-            </w:r>
-          </w:p>
-        </w:tc>
-        <w:tc>
-          <w:tcPr>
-            <w:tcW w:w="0" w:type="auto"/>
-          </w:tcPr>
-          <w:p>
-            <w:pPr/>
-            <w:r>
-              <w:rPr>
-                <w:rFonts w:ascii="Times New Roman" w:eastAsia="宋体"/>
-                <w:sz w:val="21"/>
-              </w:rPr>
-              <w:t xml:space="preserve">室外总体工程 · 派生值 vs 原文值</w:t>
-            </w:r>
-          </w:p>
-        </w:tc>
-        <w:tc>
-          <w:tcPr>
-            <w:tcW w:w="0" w:type="auto"/>
-          </w:tcPr>
-          <w:p>
-            <w:pPr/>
-            <w:r>
-              <w:rPr>
-                <w:rFonts w:ascii="Times New Roman" w:eastAsia="宋体"/>
-                <w:sz w:val="21"/>
-              </w:rPr>
-              <w:t xml:space="preserve">原文 49.0 / 重算 52.0</w:t>
-            </w:r>
-          </w:p>
-        </w:tc>
-        <w:tc>
-          <w:tcPr>
-            <w:tcW w:w="0" w:type="auto"/>
-          </w:tcPr>
-          <w:p>
-            <w:pPr/>
-            <w:r>
-              <w:rPr>
-                <w:rFonts w:ascii="Times New Roman" w:eastAsia="宋体"/>
-                <w:sz w:val="21"/>
-              </w:rPr>
-              <w:t xml:space="preserve">按规则 R-室外总体工程 重算得 52.0，原文写 49.0（差 3.0，6.12%）；按铁律不擅自改数</w:t>
+              <w:t xml:space="preserve">numeric</w:t>
+            </w:r>
+          </w:p>
+        </w:tc>
+        <w:tc>
+          <w:tcPr>
+            <w:tcW w:w="0" w:type="auto"/>
+          </w:tcPr>
+          <w:p>
+            <w:pPr/>
+            <w:r>
+              <w:rPr>
+                <w:rFonts w:ascii="Times New Roman" w:eastAsia="宋体"/>
+                <w:sz w:val="21"/>
+              </w:rPr>
+              <w:t xml:space="preserve">本项目 · 年均资金需求量</w:t>
+            </w:r>
+          </w:p>
+        </w:tc>
+        <w:tc>
+          <w:tcPr>
+            <w:tcW w:w="0" w:type="auto"/>
+          </w:tcPr>
+          <w:p>
+            <w:pPr/>
+            <w:r>
+              <w:rPr>
+                <w:rFonts w:ascii="Times New Roman" w:eastAsia="宋体"/>
+                <w:sz w:val="21"/>
+              </w:rPr>
+              <w:t xml:space="preserve">2300 / 约2300</w:t>
+            </w:r>
+          </w:p>
+        </w:tc>
+        <w:tc>
+          <w:tcPr>
+            <w:tcW w:w="0" w:type="auto"/>
+          </w:tcPr>
+          <w:p>
+            <w:pPr/>
+            <w:r>
+              <w:rPr>
+                <w:rFonts w:ascii="Times New Roman" w:eastAsia="宋体"/>
+                <w:sz w:val="21"/>
+              </w:rPr>
+              <w:t xml:space="preserve">本项目·年均资金需求量 存在多个取值，按待审并列呈现</w:t>
             </w:r>
           </w:p>
         </w:tc>
@@ -28554,52 +28075,52 @@
                 <w:rFonts w:ascii="Times New Roman" w:eastAsia="宋体"/>
                 <w:sz w:val="21"/>
               </w:rPr>
-              <w:t xml:space="preserve">derivation</w:t>
-            </w:r>
-          </w:p>
-        </w:tc>
-        <w:tc>
-          <w:tcPr>
-            <w:tcW w:w="0" w:type="auto"/>
-          </w:tcPr>
-          <w:p>
-            <w:pPr/>
-            <w:r>
-              <w:rPr>
-                <w:rFonts w:ascii="Times New Roman" w:eastAsia="宋体"/>
-                <w:sz w:val="21"/>
-              </w:rPr>
-              <w:t xml:space="preserve">工程建设其他费 · 派生值 vs 原文值</w:t>
-            </w:r>
-          </w:p>
-        </w:tc>
-        <w:tc>
-          <w:tcPr>
-            <w:tcW w:w="0" w:type="auto"/>
-          </w:tcPr>
-          <w:p>
-            <w:pPr/>
-            <w:r>
-              <w:rPr>
-                <w:rFonts w:ascii="Times New Roman" w:eastAsia="宋体"/>
-                <w:sz w:val="21"/>
-              </w:rPr>
-              <w:t xml:space="preserve">原文 1171.0 / 重算 1170.0</w:t>
-            </w:r>
-          </w:p>
-        </w:tc>
-        <w:tc>
-          <w:tcPr>
-            <w:tcW w:w="0" w:type="auto"/>
-          </w:tcPr>
-          <w:p>
-            <w:pPr/>
-            <w:r>
-              <w:rPr>
-                <w:rFonts w:ascii="Times New Roman" w:eastAsia="宋体"/>
-                <w:sz w:val="21"/>
-              </w:rPr>
-              <w:t xml:space="preserve">按规则 R-工程建设其他费 重算得 1170.0，原文写 1171.0（差 1.0，0.09%）；按铁律不擅自改数</w:t>
+              <w:t xml:space="preserve">numeric</w:t>
+            </w:r>
+          </w:p>
+        </w:tc>
+        <w:tc>
+          <w:tcPr>
+            <w:tcW w:w="0" w:type="auto"/>
+          </w:tcPr>
+          <w:p>
+            <w:pPr/>
+            <w:r>
+              <w:rPr>
+                <w:rFonts w:ascii="Times New Roman" w:eastAsia="宋体"/>
+                <w:sz w:val="21"/>
+              </w:rPr>
+              <w:t xml:space="preserve">直膨式新风机组 · 制冷量</w:t>
+            </w:r>
+          </w:p>
+        </w:tc>
+        <w:tc>
+          <w:tcPr>
+            <w:tcW w:w="0" w:type="auto"/>
+          </w:tcPr>
+          <w:p>
+            <w:pPr/>
+            <w:r>
+              <w:rPr>
+                <w:rFonts w:ascii="Times New Roman" w:eastAsia="宋体"/>
+                <w:sz w:val="21"/>
+              </w:rPr>
+              <w:t xml:space="preserve">28 / 45</w:t>
+            </w:r>
+          </w:p>
+        </w:tc>
+        <w:tc>
+          <w:tcPr>
+            <w:tcW w:w="0" w:type="auto"/>
+          </w:tcPr>
+          <w:p>
+            <w:pPr/>
+            <w:r>
+              <w:rPr>
+                <w:rFonts w:ascii="Times New Roman" w:eastAsia="宋体"/>
+                <w:sz w:val="21"/>
+              </w:rPr>
+              <w:t xml:space="preserve">直膨式新风机组·制冷量 存在多个取值，按待审并列呈现</w:t>
             </w:r>
           </w:p>
         </w:tc>
@@ -28631,52 +28152,52 @@
                 <w:rFonts w:ascii="Times New Roman" w:eastAsia="宋体"/>
                 <w:sz w:val="21"/>
               </w:rPr>
-              <w:t xml:space="preserve">spec_version</w:t>
-            </w:r>
-          </w:p>
-        </w:tc>
-        <w:tc>
-          <w:tcPr>
-            <w:tcW w:w="0" w:type="auto"/>
-          </w:tcPr>
-          <w:p>
-            <w:pPr/>
-            <w:r>
-              <w:rPr>
-                <w:rFonts w:ascii="Times New Roman" w:eastAsia="宋体"/>
-                <w:sz w:val="21"/>
-              </w:rPr>
-              <w:t xml:space="preserve">无障碍设计规范 · 引用版本</w:t>
-            </w:r>
-          </w:p>
-        </w:tc>
-        <w:tc>
-          <w:tcPr>
-            <w:tcW w:w="0" w:type="auto"/>
-          </w:tcPr>
-          <w:p>
-            <w:pPr/>
-            <w:r>
-              <w:rPr>
-                <w:rFonts w:ascii="Times New Roman" w:eastAsia="宋体"/>
-                <w:sz w:val="21"/>
-              </w:rPr>
-              <w:t xml:space="preserve">GB50673-2002 / GB50763-2012 / JGJ50-2001</w:t>
-            </w:r>
-          </w:p>
-        </w:tc>
-        <w:tc>
-          <w:tcPr>
-            <w:tcW w:w="0" w:type="auto"/>
-          </w:tcPr>
-          <w:p>
-            <w:pPr/>
-            <w:r>
-              <w:rPr>
-                <w:rFonts w:ascii="Times New Roman" w:eastAsia="宋体"/>
-                <w:sz w:val="21"/>
-              </w:rPr>
-              <w:t xml:space="preserve">同一规范在本报告内出现 3 种版本：GB50763-2012、GB50673-2002、JGJ50-2001；属软约束版</w:t>
+              <w:t xml:space="preserve">numeric</w:t>
+            </w:r>
+          </w:p>
+        </w:tc>
+        <w:tc>
+          <w:tcPr>
+            <w:tcW w:w="0" w:type="auto"/>
+          </w:tcPr>
+          <w:p>
+            <w:pPr/>
+            <w:r>
+              <w:rPr>
+                <w:rFonts w:ascii="Times New Roman" w:eastAsia="宋体"/>
+                <w:sz w:val="21"/>
+              </w:rPr>
+              <w:t xml:space="preserve">直膨式新风机组 · 制热量</w:t>
+            </w:r>
+          </w:p>
+        </w:tc>
+        <w:tc>
+          <w:tcPr>
+            <w:tcW w:w="0" w:type="auto"/>
+          </w:tcPr>
+          <w:p>
+            <w:pPr/>
+            <w:r>
+              <w:rPr>
+                <w:rFonts w:ascii="Times New Roman" w:eastAsia="宋体"/>
+                <w:sz w:val="21"/>
+              </w:rPr>
+              <w:t xml:space="preserve">17.4 / 29.5</w:t>
+            </w:r>
+          </w:p>
+        </w:tc>
+        <w:tc>
+          <w:tcPr>
+            <w:tcW w:w="0" w:type="auto"/>
+          </w:tcPr>
+          <w:p>
+            <w:pPr/>
+            <w:r>
+              <w:rPr>
+                <w:rFonts w:ascii="Times New Roman" w:eastAsia="宋体"/>
+                <w:sz w:val="21"/>
+              </w:rPr>
+              <w:t xml:space="preserve">直膨式新风机组·制热量 存在多个取值，按待审并列呈现</w:t>
             </w:r>
           </w:p>
         </w:tc>
@@ -28708,52 +28229,52 @@
                 <w:rFonts w:ascii="Times New Roman" w:eastAsia="宋体"/>
                 <w:sz w:val="21"/>
               </w:rPr>
-              <w:t xml:space="preserve">spec_version</w:t>
-            </w:r>
-          </w:p>
-        </w:tc>
-        <w:tc>
-          <w:tcPr>
-            <w:tcW w:w="0" w:type="auto"/>
-          </w:tcPr>
-          <w:p>
-            <w:pPr/>
-            <w:r>
-              <w:rPr>
-                <w:rFonts w:ascii="Times New Roman" w:eastAsia="宋体"/>
-                <w:sz w:val="21"/>
-              </w:rPr>
-              <w:t xml:space="preserve">公共建筑节能设计标准 · 引用版本</w:t>
-            </w:r>
-          </w:p>
-        </w:tc>
-        <w:tc>
-          <w:tcPr>
-            <w:tcW w:w="0" w:type="auto"/>
-          </w:tcPr>
-          <w:p>
-            <w:pPr/>
-            <w:r>
-              <w:rPr>
-                <w:rFonts w:ascii="Times New Roman" w:eastAsia="宋体"/>
-                <w:sz w:val="21"/>
-              </w:rPr>
-              <w:t xml:space="preserve">DGJ08-107-2012 / DGJ08-107-2015 / GB50189-2005</w:t>
-            </w:r>
-          </w:p>
-        </w:tc>
-        <w:tc>
-          <w:tcPr>
-            <w:tcW w:w="0" w:type="auto"/>
-          </w:tcPr>
-          <w:p>
-            <w:pPr/>
-            <w:r>
-              <w:rPr>
-                <w:rFonts w:ascii="Times New Roman" w:eastAsia="宋体"/>
-                <w:sz w:val="21"/>
-              </w:rPr>
-              <w:t xml:space="preserve">同一规范在本报告内出现 3 种版本：GB50189-2005、DGJ08-107-2012、DGJ08-107-2015</w:t>
+              <w:t xml:space="preserve">numeric</w:t>
+            </w:r>
+          </w:p>
+        </w:tc>
+        <w:tc>
+          <w:tcPr>
+            <w:tcW w:w="0" w:type="auto"/>
+          </w:tcPr>
+          <w:p>
+            <w:pPr/>
+            <w:r>
+              <w:rPr>
+                <w:rFonts w:ascii="Times New Roman" w:eastAsia="宋体"/>
+                <w:sz w:val="21"/>
+              </w:rPr>
+              <w:t xml:space="preserve">直膨式新风机组 · 功率</w:t>
+            </w:r>
+          </w:p>
+        </w:tc>
+        <w:tc>
+          <w:tcPr>
+            <w:tcW w:w="0" w:type="auto"/>
+          </w:tcPr>
+          <w:p>
+            <w:pPr/>
+            <w:r>
+              <w:rPr>
+                <w:rFonts w:ascii="Times New Roman" w:eastAsia="宋体"/>
+                <w:sz w:val="21"/>
+              </w:rPr>
+              <w:t xml:space="preserve">0.52 / 0.774</w:t>
+            </w:r>
+          </w:p>
+        </w:tc>
+        <w:tc>
+          <w:tcPr>
+            <w:tcW w:w="0" w:type="auto"/>
+          </w:tcPr>
+          <w:p>
+            <w:pPr/>
+            <w:r>
+              <w:rPr>
+                <w:rFonts w:ascii="Times New Roman" w:eastAsia="宋体"/>
+                <w:sz w:val="21"/>
+              </w:rPr>
+              <w:t xml:space="preserve">直膨式新风机组·功率 存在多个取值，按待审并列呈现</w:t>
             </w:r>
           </w:p>
         </w:tc>
@@ -28785,52 +28306,52 @@
                 <w:rFonts w:ascii="Times New Roman" w:eastAsia="宋体"/>
                 <w:sz w:val="21"/>
               </w:rPr>
-              <w:t xml:space="preserve">spec_version</w:t>
-            </w:r>
-          </w:p>
-        </w:tc>
-        <w:tc>
-          <w:tcPr>
-            <w:tcW w:w="0" w:type="auto"/>
-          </w:tcPr>
-          <w:p>
-            <w:pPr/>
-            <w:r>
-              <w:rPr>
-                <w:rFonts w:ascii="Times New Roman" w:eastAsia="宋体"/>
-                <w:sz w:val="21"/>
-              </w:rPr>
-              <w:t xml:space="preserve">建筑照明设计标准 · 引用版本</w:t>
-            </w:r>
-          </w:p>
-        </w:tc>
-        <w:tc>
-          <w:tcPr>
-            <w:tcW w:w="0" w:type="auto"/>
-          </w:tcPr>
-          <w:p>
-            <w:pPr/>
-            <w:r>
-              <w:rPr>
-                <w:rFonts w:ascii="Times New Roman" w:eastAsia="宋体"/>
-                <w:sz w:val="21"/>
-              </w:rPr>
-              <w:t xml:space="preserve">GB50034-2004 / GB50034-2013</w:t>
-            </w:r>
-          </w:p>
-        </w:tc>
-        <w:tc>
-          <w:tcPr>
-            <w:tcW w:w="0" w:type="auto"/>
-          </w:tcPr>
-          <w:p>
-            <w:pPr/>
-            <w:r>
-              <w:rPr>
-                <w:rFonts w:ascii="Times New Roman" w:eastAsia="宋体"/>
-                <w:sz w:val="21"/>
-              </w:rPr>
-              <w:t xml:space="preserve">同一规范在本报告内出现 2 种版本：GB50034-2004、GB50034-2013；属软约束版本冲突，按「待审」呈现</w:t>
+              <w:t xml:space="preserve">numeric</w:t>
+            </w:r>
+          </w:p>
+        </w:tc>
+        <w:tc>
+          <w:tcPr>
+            <w:tcW w:w="0" w:type="auto"/>
+          </w:tcPr>
+          <w:p>
+            <w:pPr/>
+            <w:r>
+              <w:rPr>
+                <w:rFonts w:ascii="Times New Roman" w:eastAsia="宋体"/>
+                <w:sz w:val="21"/>
+              </w:rPr>
+              <w:t xml:space="preserve">变制冷剂流量多联室内机组 · 制冷量</w:t>
+            </w:r>
+          </w:p>
+        </w:tc>
+        <w:tc>
+          <w:tcPr>
+            <w:tcW w:w="0" w:type="auto"/>
+          </w:tcPr>
+          <w:p>
+            <w:pPr/>
+            <w:r>
+              <w:rPr>
+                <w:rFonts w:ascii="Times New Roman" w:eastAsia="宋体"/>
+                <w:sz w:val="21"/>
+              </w:rPr>
+              <w:t xml:space="preserve">11.2 / 14 / 8.0</w:t>
+            </w:r>
+          </w:p>
+        </w:tc>
+        <w:tc>
+          <w:tcPr>
+            <w:tcW w:w="0" w:type="auto"/>
+          </w:tcPr>
+          <w:p>
+            <w:pPr/>
+            <w:r>
+              <w:rPr>
+                <w:rFonts w:ascii="Times New Roman" w:eastAsia="宋体"/>
+                <w:sz w:val="21"/>
+              </w:rPr>
+              <w:t xml:space="preserve">变制冷剂流量多联室内机组·制冷量 存在多个取值，按待审并列呈现</w:t>
             </w:r>
           </w:p>
         </w:tc>
@@ -28862,52 +28383,52 @@
                 <w:rFonts w:ascii="Times New Roman" w:eastAsia="宋体"/>
                 <w:sz w:val="21"/>
               </w:rPr>
-              <w:t xml:space="preserve">spec_version</w:t>
-            </w:r>
-          </w:p>
-        </w:tc>
-        <w:tc>
-          <w:tcPr>
-            <w:tcW w:w="0" w:type="auto"/>
-          </w:tcPr>
-          <w:p>
-            <w:pPr/>
-            <w:r>
-              <w:rPr>
-                <w:rFonts w:ascii="Times New Roman" w:eastAsia="宋体"/>
-                <w:sz w:val="21"/>
-              </w:rPr>
-              <w:t xml:space="preserve">采暖通风与空气调节设计规范 · 引用版本</w:t>
-            </w:r>
-          </w:p>
-        </w:tc>
-        <w:tc>
-          <w:tcPr>
-            <w:tcW w:w="0" w:type="auto"/>
-          </w:tcPr>
-          <w:p>
-            <w:pPr/>
-            <w:r>
-              <w:rPr>
-                <w:rFonts w:ascii="Times New Roman" w:eastAsia="宋体"/>
-                <w:sz w:val="21"/>
-              </w:rPr>
-              <w:t xml:space="preserve">GB50019-2003 / GB50736-2012</w:t>
-            </w:r>
-          </w:p>
-        </w:tc>
-        <w:tc>
-          <w:tcPr>
-            <w:tcW w:w="0" w:type="auto"/>
-          </w:tcPr>
-          <w:p>
-            <w:pPr/>
-            <w:r>
-              <w:rPr>
-                <w:rFonts w:ascii="Times New Roman" w:eastAsia="宋体"/>
-                <w:sz w:val="21"/>
-              </w:rPr>
-              <w:t xml:space="preserve">同一规范在本报告内出现 2 种版本：GB50019-2003、GB50736-2012；属软约束版本冲突，按「待审」呈现</w:t>
+              <w:t xml:space="preserve">numeric</w:t>
+            </w:r>
+          </w:p>
+        </w:tc>
+        <w:tc>
+          <w:tcPr>
+            <w:tcW w:w="0" w:type="auto"/>
+          </w:tcPr>
+          <w:p>
+            <w:pPr/>
+            <w:r>
+              <w:rPr>
+                <w:rFonts w:ascii="Times New Roman" w:eastAsia="宋体"/>
+                <w:sz w:val="21"/>
+              </w:rPr>
+              <w:t xml:space="preserve">变制冷剂流量多联室内机组 · 制热量</w:t>
+            </w:r>
+          </w:p>
+        </w:tc>
+        <w:tc>
+          <w:tcPr>
+            <w:tcW w:w="0" w:type="auto"/>
+          </w:tcPr>
+          <w:p>
+            <w:pPr/>
+            <w:r>
+              <w:rPr>
+                <w:rFonts w:ascii="Times New Roman" w:eastAsia="宋体"/>
+                <w:sz w:val="21"/>
+              </w:rPr>
+              <w:t xml:space="preserve">12.5 / 16 / 9.0</w:t>
+            </w:r>
+          </w:p>
+        </w:tc>
+        <w:tc>
+          <w:tcPr>
+            <w:tcW w:w="0" w:type="auto"/>
+          </w:tcPr>
+          <w:p>
+            <w:pPr/>
+            <w:r>
+              <w:rPr>
+                <w:rFonts w:ascii="Times New Roman" w:eastAsia="宋体"/>
+                <w:sz w:val="21"/>
+              </w:rPr>
+              <w:t xml:space="preserve">变制冷剂流量多联室内机组·制热量 存在多个取值，按待审并列呈现</w:t>
             </w:r>
           </w:p>
         </w:tc>
@@ -28925,776 +28446,6 @@
                 <w:sz w:val="21"/>
               </w:rPr>
               <w:t xml:space="preserve">15</w:t>
-            </w:r>
-          </w:p>
-        </w:tc>
-        <w:tc>
-          <w:tcPr>
-            <w:tcW w:w="0" w:type="auto"/>
-          </w:tcPr>
-          <w:p>
-            <w:pPr/>
-            <w:r>
-              <w:rPr>
-                <w:rFonts w:ascii="Times New Roman" w:eastAsia="宋体"/>
-                <w:sz w:val="21"/>
-              </w:rPr>
-              <w:t xml:space="preserve">spec_naming</w:t>
-            </w:r>
-          </w:p>
-        </w:tc>
-        <w:tc>
-          <w:tcPr>
-            <w:tcW w:w="0" w:type="auto"/>
-          </w:tcPr>
-          <w:p>
-            <w:pPr/>
-            <w:r>
-              <w:rPr>
-                <w:rFonts w:ascii="Times New Roman" w:eastAsia="宋体"/>
-                <w:sz w:val="21"/>
-              </w:rPr>
-              <w:t xml:space="preserve">建标191-2018 · 规范名称写法</w:t>
-            </w:r>
-          </w:p>
-        </w:tc>
-        <w:tc>
-          <w:tcPr>
-            <w:tcW w:w="0" w:type="auto"/>
-          </w:tcPr>
-          <w:p>
-            <w:pPr/>
-            <w:r>
-              <w:rPr>
-                <w:rFonts w:ascii="Times New Roman" w:eastAsia="宋体"/>
-                <w:sz w:val="21"/>
-              </w:rPr>
-              <w:t xml:space="preserve">《普通高等学校建筑规划面积指标》（建标191-2018） / 《普通高等学校建筑面积指标》（建标191-2018）</w:t>
-            </w:r>
-          </w:p>
-        </w:tc>
-        <w:tc>
-          <w:tcPr>
-            <w:tcW w:w="0" w:type="auto"/>
-          </w:tcPr>
-          <w:p>
-            <w:pPr/>
-            <w:r>
-              <w:rPr>
-                <w:rFonts w:ascii="Times New Roman" w:eastAsia="宋体"/>
-                <w:sz w:val="21"/>
-              </w:rPr>
-              <w:t xml:space="preserve">同一编号两种名称写法：1.2 节写「建筑规划面积指标」（旧文件名称），5.6 节写「建筑面积指标」；名称是否准确须按现行</w:t>
-            </w:r>
-          </w:p>
-        </w:tc>
-      </w:tr>
-      <w:tr>
-        <w:tc>
-          <w:tcPr>
-            <w:tcW w:w="0" w:type="auto"/>
-          </w:tcPr>
-          <w:p>
-            <w:pPr/>
-            <w:r>
-              <w:rPr>
-                <w:rFonts w:ascii="Times New Roman" w:eastAsia="宋体"/>
-                <w:sz w:val="21"/>
-              </w:rPr>
-              <w:t xml:space="preserve">16</w:t>
-            </w:r>
-          </w:p>
-        </w:tc>
-        <w:tc>
-          <w:tcPr>
-            <w:tcW w:w="0" w:type="auto"/>
-          </w:tcPr>
-          <w:p>
-            <w:pPr/>
-            <w:r>
-              <w:rPr>
-                <w:rFonts w:ascii="Times New Roman" w:eastAsia="宋体"/>
-                <w:sz w:val="21"/>
-              </w:rPr>
-              <w:t xml:space="preserve">derivation</w:t>
-            </w:r>
-          </w:p>
-        </w:tc>
-        <w:tc>
-          <w:tcPr>
-            <w:tcW w:w="0" w:type="auto"/>
-          </w:tcPr>
-          <w:p>
-            <w:pPr/>
-            <w:r>
-              <w:rPr>
-                <w:rFonts w:ascii="Times New Roman" w:eastAsia="宋体"/>
-                <w:sz w:val="21"/>
-              </w:rPr>
-              <w:t xml:space="preserve">R-建筑高度校核 · 重算值 vs 声明值</w:t>
-            </w:r>
-          </w:p>
-        </w:tc>
-        <w:tc>
-          <w:tcPr>
-            <w:tcW w:w="0" w:type="auto"/>
-          </w:tcPr>
-          <w:p>
-            <w:pPr/>
-            <w:r>
-              <w:rPr>
-                <w:rFonts w:ascii="Times New Roman" w:eastAsia="宋体"/>
-                <w:sz w:val="21"/>
-              </w:rPr>
-              <w:t xml:space="preserve">49.0 / 60.0</w:t>
-            </w:r>
-          </w:p>
-        </w:tc>
-        <w:tc>
-          <w:tcPr>
-            <w:tcW w:w="0" w:type="auto"/>
-          </w:tcPr>
-          <w:p>
-            <w:pPr/>
-            <w:r>
-              <w:rPr>
-                <w:rFonts w:ascii="Times New Roman" w:eastAsia="宋体"/>
-                <w:sz w:val="21"/>
-              </w:rPr>
-              <w:t xml:space="preserve">规则 R-建筑高度校核 重算 49.0 ≠ 声明 60.0（差 11.0）；按待审处理，本稿不改数</w:t>
-            </w:r>
-          </w:p>
-        </w:tc>
-      </w:tr>
-      <w:tr>
-        <w:tc>
-          <w:tcPr>
-            <w:tcW w:w="0" w:type="auto"/>
-          </w:tcPr>
-          <w:p>
-            <w:pPr/>
-            <w:r>
-              <w:rPr>
-                <w:rFonts w:ascii="Times New Roman" w:eastAsia="宋体"/>
-                <w:sz w:val="21"/>
-              </w:rPr>
-              <w:t xml:space="preserve">17</w:t>
-            </w:r>
-          </w:p>
-        </w:tc>
-        <w:tc>
-          <w:tcPr>
-            <w:tcW w:w="0" w:type="auto"/>
-          </w:tcPr>
-          <w:p>
-            <w:pPr/>
-            <w:r>
-              <w:rPr>
-                <w:rFonts w:ascii="Times New Roman" w:eastAsia="宋体"/>
-                <w:sz w:val="21"/>
-              </w:rPr>
-              <w:t xml:space="preserve">derivation</w:t>
-            </w:r>
-          </w:p>
-        </w:tc>
-        <w:tc>
-          <w:tcPr>
-            <w:tcW w:w="0" w:type="auto"/>
-          </w:tcPr>
-          <w:p>
-            <w:pPr/>
-            <w:r>
-              <w:rPr>
-                <w:rFonts w:ascii="Times New Roman" w:eastAsia="宋体"/>
-                <w:sz w:val="21"/>
-              </w:rPr>
-              <w:t xml:space="preserve">R-室外总体工程 · 重算值 vs 声明值</w:t>
-            </w:r>
-          </w:p>
-        </w:tc>
-        <w:tc>
-          <w:tcPr>
-            <w:tcW w:w="0" w:type="auto"/>
-          </w:tcPr>
-          <w:p>
-            <w:pPr/>
-            <w:r>
-              <w:rPr>
-                <w:rFonts w:ascii="Times New Roman" w:eastAsia="宋体"/>
-                <w:sz w:val="21"/>
-              </w:rPr>
-              <w:t xml:space="preserve">52.0 / 49.0</w:t>
-            </w:r>
-          </w:p>
-        </w:tc>
-        <w:tc>
-          <w:tcPr>
-            <w:tcW w:w="0" w:type="auto"/>
-          </w:tcPr>
-          <w:p>
-            <w:pPr/>
-            <w:r>
-              <w:rPr>
-                <w:rFonts w:ascii="Times New Roman" w:eastAsia="宋体"/>
-                <w:sz w:val="21"/>
-              </w:rPr>
-              <w:t xml:space="preserve">规则 R-室外总体工程 重算 52.0 ≠ 声明 49.0（差 3.0）；按待审处理，本稿不改数</w:t>
-            </w:r>
-          </w:p>
-        </w:tc>
-      </w:tr>
-      <w:tr>
-        <w:tc>
-          <w:tcPr>
-            <w:tcW w:w="0" w:type="auto"/>
-          </w:tcPr>
-          <w:p>
-            <w:pPr/>
-            <w:r>
-              <w:rPr>
-                <w:rFonts w:ascii="Times New Roman" w:eastAsia="宋体"/>
-                <w:sz w:val="21"/>
-              </w:rPr>
-              <w:t xml:space="preserve">18</w:t>
-            </w:r>
-          </w:p>
-        </w:tc>
-        <w:tc>
-          <w:tcPr>
-            <w:tcW w:w="0" w:type="auto"/>
-          </w:tcPr>
-          <w:p>
-            <w:pPr/>
-            <w:r>
-              <w:rPr>
-                <w:rFonts w:ascii="Times New Roman" w:eastAsia="宋体"/>
-                <w:sz w:val="21"/>
-              </w:rPr>
-              <w:t xml:space="preserve">numeric</w:t>
-            </w:r>
-          </w:p>
-        </w:tc>
-        <w:tc>
-          <w:tcPr>
-            <w:tcW w:w="0" w:type="auto"/>
-          </w:tcPr>
-          <w:p>
-            <w:pPr/>
-            <w:r>
-              <w:rPr>
-                <w:rFonts w:ascii="Times New Roman" w:eastAsia="宋体"/>
-                <w:sz w:val="21"/>
-              </w:rPr>
-              <w:t xml:space="preserve">施工场界噪声 · 昼间限值</w:t>
-            </w:r>
-          </w:p>
-        </w:tc>
-        <w:tc>
-          <w:tcPr>
-            <w:tcW w:w="0" w:type="auto"/>
-          </w:tcPr>
-          <w:p>
-            <w:pPr/>
-            <w:r>
-              <w:rPr>
-                <w:rFonts w:ascii="Times New Roman" w:eastAsia="宋体"/>
-                <w:sz w:val="21"/>
-              </w:rPr>
-              <w:t xml:space="preserve">70 / ≤70</w:t>
-            </w:r>
-          </w:p>
-        </w:tc>
-        <w:tc>
-          <w:tcPr>
-            <w:tcW w:w="0" w:type="auto"/>
-          </w:tcPr>
-          <w:p>
-            <w:pPr/>
-            <w:r>
-              <w:rPr>
-                <w:rFonts w:ascii="Times New Roman" w:eastAsia="宋体"/>
-                <w:sz w:val="21"/>
-              </w:rPr>
-              <w:t xml:space="preserve">施工场界噪声·昼间限值 存在多个取值，按待审并列呈现</w:t>
-            </w:r>
-          </w:p>
-        </w:tc>
-      </w:tr>
-      <w:tr>
-        <w:tc>
-          <w:tcPr>
-            <w:tcW w:w="0" w:type="auto"/>
-          </w:tcPr>
-          <w:p>
-            <w:pPr/>
-            <w:r>
-              <w:rPr>
-                <w:rFonts w:ascii="Times New Roman" w:eastAsia="宋体"/>
-                <w:sz w:val="21"/>
-              </w:rPr>
-              <w:t xml:space="preserve">19</w:t>
-            </w:r>
-          </w:p>
-        </w:tc>
-        <w:tc>
-          <w:tcPr>
-            <w:tcW w:w="0" w:type="auto"/>
-          </w:tcPr>
-          <w:p>
-            <w:pPr/>
-            <w:r>
-              <w:rPr>
-                <w:rFonts w:ascii="Times New Roman" w:eastAsia="宋体"/>
-                <w:sz w:val="21"/>
-              </w:rPr>
-              <w:t xml:space="preserve">numeric</w:t>
-            </w:r>
-          </w:p>
-        </w:tc>
-        <w:tc>
-          <w:tcPr>
-            <w:tcW w:w="0" w:type="auto"/>
-          </w:tcPr>
-          <w:p>
-            <w:pPr/>
-            <w:r>
-              <w:rPr>
-                <w:rFonts w:ascii="Times New Roman" w:eastAsia="宋体"/>
-                <w:sz w:val="21"/>
-              </w:rPr>
-              <w:t xml:space="preserve">本项目 · 年均资金需求量</w:t>
-            </w:r>
-          </w:p>
-        </w:tc>
-        <w:tc>
-          <w:tcPr>
-            <w:tcW w:w="0" w:type="auto"/>
-          </w:tcPr>
-          <w:p>
-            <w:pPr/>
-            <w:r>
-              <w:rPr>
-                <w:rFonts w:ascii="Times New Roman" w:eastAsia="宋体"/>
-                <w:sz w:val="21"/>
-              </w:rPr>
-              <w:t xml:space="preserve">2300 / 约2300</w:t>
-            </w:r>
-          </w:p>
-        </w:tc>
-        <w:tc>
-          <w:tcPr>
-            <w:tcW w:w="0" w:type="auto"/>
-          </w:tcPr>
-          <w:p>
-            <w:pPr/>
-            <w:r>
-              <w:rPr>
-                <w:rFonts w:ascii="Times New Roman" w:eastAsia="宋体"/>
-                <w:sz w:val="21"/>
-              </w:rPr>
-              <w:t xml:space="preserve">本项目·年均资金需求量 存在多个取值，按待审并列呈现</w:t>
-            </w:r>
-          </w:p>
-        </w:tc>
-      </w:tr>
-      <w:tr>
-        <w:tc>
-          <w:tcPr>
-            <w:tcW w:w="0" w:type="auto"/>
-          </w:tcPr>
-          <w:p>
-            <w:pPr/>
-            <w:r>
-              <w:rPr>
-                <w:rFonts w:ascii="Times New Roman" w:eastAsia="宋体"/>
-                <w:sz w:val="21"/>
-              </w:rPr>
-              <w:t xml:space="preserve">20</w:t>
-            </w:r>
-          </w:p>
-        </w:tc>
-        <w:tc>
-          <w:tcPr>
-            <w:tcW w:w="0" w:type="auto"/>
-          </w:tcPr>
-          <w:p>
-            <w:pPr/>
-            <w:r>
-              <w:rPr>
-                <w:rFonts w:ascii="Times New Roman" w:eastAsia="宋体"/>
-                <w:sz w:val="21"/>
-              </w:rPr>
-              <w:t xml:space="preserve">numeric</w:t>
-            </w:r>
-          </w:p>
-        </w:tc>
-        <w:tc>
-          <w:tcPr>
-            <w:tcW w:w="0" w:type="auto"/>
-          </w:tcPr>
-          <w:p>
-            <w:pPr/>
-            <w:r>
-              <w:rPr>
-                <w:rFonts w:ascii="Times New Roman" w:eastAsia="宋体"/>
-                <w:sz w:val="21"/>
-              </w:rPr>
-              <w:t xml:space="preserve">直膨式新风机组 · 制冷量</w:t>
-            </w:r>
-          </w:p>
-        </w:tc>
-        <w:tc>
-          <w:tcPr>
-            <w:tcW w:w="0" w:type="auto"/>
-          </w:tcPr>
-          <w:p>
-            <w:pPr/>
-            <w:r>
-              <w:rPr>
-                <w:rFonts w:ascii="Times New Roman" w:eastAsia="宋体"/>
-                <w:sz w:val="21"/>
-              </w:rPr>
-              <w:t xml:space="preserve">28 / 45</w:t>
-            </w:r>
-          </w:p>
-        </w:tc>
-        <w:tc>
-          <w:tcPr>
-            <w:tcW w:w="0" w:type="auto"/>
-          </w:tcPr>
-          <w:p>
-            <w:pPr/>
-            <w:r>
-              <w:rPr>
-                <w:rFonts w:ascii="Times New Roman" w:eastAsia="宋体"/>
-                <w:sz w:val="21"/>
-              </w:rPr>
-              <w:t xml:space="preserve">直膨式新风机组·制冷量 存在多个取值，按待审并列呈现</w:t>
-            </w:r>
-          </w:p>
-        </w:tc>
-      </w:tr>
-      <w:tr>
-        <w:tc>
-          <w:tcPr>
-            <w:tcW w:w="0" w:type="auto"/>
-          </w:tcPr>
-          <w:p>
-            <w:pPr/>
-            <w:r>
-              <w:rPr>
-                <w:rFonts w:ascii="Times New Roman" w:eastAsia="宋体"/>
-                <w:sz w:val="21"/>
-              </w:rPr>
-              <w:t xml:space="preserve">21</w:t>
-            </w:r>
-          </w:p>
-        </w:tc>
-        <w:tc>
-          <w:tcPr>
-            <w:tcW w:w="0" w:type="auto"/>
-          </w:tcPr>
-          <w:p>
-            <w:pPr/>
-            <w:r>
-              <w:rPr>
-                <w:rFonts w:ascii="Times New Roman" w:eastAsia="宋体"/>
-                <w:sz w:val="21"/>
-              </w:rPr>
-              <w:t xml:space="preserve">numeric</w:t>
-            </w:r>
-          </w:p>
-        </w:tc>
-        <w:tc>
-          <w:tcPr>
-            <w:tcW w:w="0" w:type="auto"/>
-          </w:tcPr>
-          <w:p>
-            <w:pPr/>
-            <w:r>
-              <w:rPr>
-                <w:rFonts w:ascii="Times New Roman" w:eastAsia="宋体"/>
-                <w:sz w:val="21"/>
-              </w:rPr>
-              <w:t xml:space="preserve">直膨式新风机组 · 制热量</w:t>
-            </w:r>
-          </w:p>
-        </w:tc>
-        <w:tc>
-          <w:tcPr>
-            <w:tcW w:w="0" w:type="auto"/>
-          </w:tcPr>
-          <w:p>
-            <w:pPr/>
-            <w:r>
-              <w:rPr>
-                <w:rFonts w:ascii="Times New Roman" w:eastAsia="宋体"/>
-                <w:sz w:val="21"/>
-              </w:rPr>
-              <w:t xml:space="preserve">17.4 / 29.5</w:t>
-            </w:r>
-          </w:p>
-        </w:tc>
-        <w:tc>
-          <w:tcPr>
-            <w:tcW w:w="0" w:type="auto"/>
-          </w:tcPr>
-          <w:p>
-            <w:pPr/>
-            <w:r>
-              <w:rPr>
-                <w:rFonts w:ascii="Times New Roman" w:eastAsia="宋体"/>
-                <w:sz w:val="21"/>
-              </w:rPr>
-              <w:t xml:space="preserve">直膨式新风机组·制热量 存在多个取值，按待审并列呈现</w:t>
-            </w:r>
-          </w:p>
-        </w:tc>
-      </w:tr>
-      <w:tr>
-        <w:tc>
-          <w:tcPr>
-            <w:tcW w:w="0" w:type="auto"/>
-          </w:tcPr>
-          <w:p>
-            <w:pPr/>
-            <w:r>
-              <w:rPr>
-                <w:rFonts w:ascii="Times New Roman" w:eastAsia="宋体"/>
-                <w:sz w:val="21"/>
-              </w:rPr>
-              <w:t xml:space="preserve">22</w:t>
-            </w:r>
-          </w:p>
-        </w:tc>
-        <w:tc>
-          <w:tcPr>
-            <w:tcW w:w="0" w:type="auto"/>
-          </w:tcPr>
-          <w:p>
-            <w:pPr/>
-            <w:r>
-              <w:rPr>
-                <w:rFonts w:ascii="Times New Roman" w:eastAsia="宋体"/>
-                <w:sz w:val="21"/>
-              </w:rPr>
-              <w:t xml:space="preserve">numeric</w:t>
-            </w:r>
-          </w:p>
-        </w:tc>
-        <w:tc>
-          <w:tcPr>
-            <w:tcW w:w="0" w:type="auto"/>
-          </w:tcPr>
-          <w:p>
-            <w:pPr/>
-            <w:r>
-              <w:rPr>
-                <w:rFonts w:ascii="Times New Roman" w:eastAsia="宋体"/>
-                <w:sz w:val="21"/>
-              </w:rPr>
-              <w:t xml:space="preserve">直膨式新风机组 · 功率</w:t>
-            </w:r>
-          </w:p>
-        </w:tc>
-        <w:tc>
-          <w:tcPr>
-            <w:tcW w:w="0" w:type="auto"/>
-          </w:tcPr>
-          <w:p>
-            <w:pPr/>
-            <w:r>
-              <w:rPr>
-                <w:rFonts w:ascii="Times New Roman" w:eastAsia="宋体"/>
-                <w:sz w:val="21"/>
-              </w:rPr>
-              <w:t xml:space="preserve">0.52 / 0.774</w:t>
-            </w:r>
-          </w:p>
-        </w:tc>
-        <w:tc>
-          <w:tcPr>
-            <w:tcW w:w="0" w:type="auto"/>
-          </w:tcPr>
-          <w:p>
-            <w:pPr/>
-            <w:r>
-              <w:rPr>
-                <w:rFonts w:ascii="Times New Roman" w:eastAsia="宋体"/>
-                <w:sz w:val="21"/>
-              </w:rPr>
-              <w:t xml:space="preserve">直膨式新风机组·功率 存在多个取值，按待审并列呈现</w:t>
-            </w:r>
-          </w:p>
-        </w:tc>
-      </w:tr>
-      <w:tr>
-        <w:tc>
-          <w:tcPr>
-            <w:tcW w:w="0" w:type="auto"/>
-          </w:tcPr>
-          <w:p>
-            <w:pPr/>
-            <w:r>
-              <w:rPr>
-                <w:rFonts w:ascii="Times New Roman" w:eastAsia="宋体"/>
-                <w:sz w:val="21"/>
-              </w:rPr>
-              <w:t xml:space="preserve">23</w:t>
-            </w:r>
-          </w:p>
-        </w:tc>
-        <w:tc>
-          <w:tcPr>
-            <w:tcW w:w="0" w:type="auto"/>
-          </w:tcPr>
-          <w:p>
-            <w:pPr/>
-            <w:r>
-              <w:rPr>
-                <w:rFonts w:ascii="Times New Roman" w:eastAsia="宋体"/>
-                <w:sz w:val="21"/>
-              </w:rPr>
-              <w:t xml:space="preserve">numeric</w:t>
-            </w:r>
-          </w:p>
-        </w:tc>
-        <w:tc>
-          <w:tcPr>
-            <w:tcW w:w="0" w:type="auto"/>
-          </w:tcPr>
-          <w:p>
-            <w:pPr/>
-            <w:r>
-              <w:rPr>
-                <w:rFonts w:ascii="Times New Roman" w:eastAsia="宋体"/>
-                <w:sz w:val="21"/>
-              </w:rPr>
-              <w:t xml:space="preserve">变制冷剂流量多联室内机组 · 制冷量</w:t>
-            </w:r>
-          </w:p>
-        </w:tc>
-        <w:tc>
-          <w:tcPr>
-            <w:tcW w:w="0" w:type="auto"/>
-          </w:tcPr>
-          <w:p>
-            <w:pPr/>
-            <w:r>
-              <w:rPr>
-                <w:rFonts w:ascii="Times New Roman" w:eastAsia="宋体"/>
-                <w:sz w:val="21"/>
-              </w:rPr>
-              <w:t xml:space="preserve">11.2 / 14 / 8.0</w:t>
-            </w:r>
-          </w:p>
-        </w:tc>
-        <w:tc>
-          <w:tcPr>
-            <w:tcW w:w="0" w:type="auto"/>
-          </w:tcPr>
-          <w:p>
-            <w:pPr/>
-            <w:r>
-              <w:rPr>
-                <w:rFonts w:ascii="Times New Roman" w:eastAsia="宋体"/>
-                <w:sz w:val="21"/>
-              </w:rPr>
-              <w:t xml:space="preserve">变制冷剂流量多联室内机组·制冷量 存在多个取值，按待审并列呈现</w:t>
-            </w:r>
-          </w:p>
-        </w:tc>
-      </w:tr>
-      <w:tr>
-        <w:tc>
-          <w:tcPr>
-            <w:tcW w:w="0" w:type="auto"/>
-          </w:tcPr>
-          <w:p>
-            <w:pPr/>
-            <w:r>
-              <w:rPr>
-                <w:rFonts w:ascii="Times New Roman" w:eastAsia="宋体"/>
-                <w:sz w:val="21"/>
-              </w:rPr>
-              <w:t xml:space="preserve">24</w:t>
-            </w:r>
-          </w:p>
-        </w:tc>
-        <w:tc>
-          <w:tcPr>
-            <w:tcW w:w="0" w:type="auto"/>
-          </w:tcPr>
-          <w:p>
-            <w:pPr/>
-            <w:r>
-              <w:rPr>
-                <w:rFonts w:ascii="Times New Roman" w:eastAsia="宋体"/>
-                <w:sz w:val="21"/>
-              </w:rPr>
-              <w:t xml:space="preserve">numeric</w:t>
-            </w:r>
-          </w:p>
-        </w:tc>
-        <w:tc>
-          <w:tcPr>
-            <w:tcW w:w="0" w:type="auto"/>
-          </w:tcPr>
-          <w:p>
-            <w:pPr/>
-            <w:r>
-              <w:rPr>
-                <w:rFonts w:ascii="Times New Roman" w:eastAsia="宋体"/>
-                <w:sz w:val="21"/>
-              </w:rPr>
-              <w:t xml:space="preserve">变制冷剂流量多联室内机组 · 制热量</w:t>
-            </w:r>
-          </w:p>
-        </w:tc>
-        <w:tc>
-          <w:tcPr>
-            <w:tcW w:w="0" w:type="auto"/>
-          </w:tcPr>
-          <w:p>
-            <w:pPr/>
-            <w:r>
-              <w:rPr>
-                <w:rFonts w:ascii="Times New Roman" w:eastAsia="宋体"/>
-                <w:sz w:val="21"/>
-              </w:rPr>
-              <w:t xml:space="preserve">12.5 / 16 / 9.0</w:t>
-            </w:r>
-          </w:p>
-        </w:tc>
-        <w:tc>
-          <w:tcPr>
-            <w:tcW w:w="0" w:type="auto"/>
-          </w:tcPr>
-          <w:p>
-            <w:pPr/>
-            <w:r>
-              <w:rPr>
-                <w:rFonts w:ascii="Times New Roman" w:eastAsia="宋体"/>
-                <w:sz w:val="21"/>
-              </w:rPr>
-              <w:t xml:space="preserve">变制冷剂流量多联室内机组·制热量 存在多个取值，按待审并列呈现</w:t>
-            </w:r>
-          </w:p>
-        </w:tc>
-      </w:tr>
-      <w:tr>
-        <w:tc>
-          <w:tcPr>
-            <w:tcW w:w="0" w:type="auto"/>
-          </w:tcPr>
-          <w:p>
-            <w:pPr/>
-            <w:r>
-              <w:rPr>
-                <w:rFonts w:ascii="Times New Roman" w:eastAsia="宋体"/>
-                <w:sz w:val="21"/>
-              </w:rPr>
-              <w:t xml:space="preserve">25</w:t>
             </w:r>
           </w:p>
         </w:tc>
@@ -29916,378 +28667,6 @@
                 <w:sz w:val="21"/>
               </w:rPr>
               <w:t xml:space="preserve">说明</w:t>
-            </w:r>
-          </w:p>
-        </w:tc>
-      </w:tr>
-      <w:tr>
-        <w:tc>
-          <w:tcPr>
-            <w:tcW w:w="0" w:type="auto"/>
-          </w:tcPr>
-          <w:p>
-            <w:pPr/>
-            <w:r>
-              <w:rPr>
-                <w:rFonts w:ascii="Times New Roman" w:eastAsia="宋体"/>
-                <w:sz w:val="21"/>
-              </w:rPr>
-              <w:t xml:space="preserve">G-001</w:t>
-            </w:r>
-          </w:p>
-        </w:tc>
-        <w:tc>
-          <w:tcPr>
-            <w:tcW w:w="0" w:type="auto"/>
-          </w:tcPr>
-          <w:p>
-            <w:pPr/>
-            <w:r>
-              <w:rPr>
-                <w:rFonts w:ascii="Times New Roman" w:eastAsia="宋体"/>
-                <w:sz w:val="21"/>
-              </w:rPr>
-              <w:t xml:space="preserve">missing_fact</w:t>
-            </w:r>
-          </w:p>
-        </w:tc>
-        <w:tc>
-          <w:tcPr>
-            <w:tcW w:w="0" w:type="auto"/>
-          </w:tcPr>
-          <w:p>
-            <w:pPr/>
-            <w:r>
-              <w:rPr>
-                <w:rFonts w:ascii="Times New Roman" w:eastAsia="宋体"/>
-                <w:sz w:val="21"/>
-              </w:rPr>
-              <w:t xml:space="preserve">总计算负荷</w:t>
-            </w:r>
-          </w:p>
-        </w:tc>
-        <w:tc>
-          <w:tcPr>
-            <w:tcW w:w="0" w:type="auto"/>
-          </w:tcPr>
-          <w:p>
-            <w:pPr/>
-            <w:r>
-              <w:rPr>
-                <w:rFonts w:ascii="Times New Roman" w:eastAsia="宋体"/>
-                <w:sz w:val="21"/>
-              </w:rPr>
-              <w:t xml:space="preserve">原文未给出该口径，保持显式未知；不估算、不套用同类项目。</w:t>
-            </w:r>
-          </w:p>
-        </w:tc>
-      </w:tr>
-      <w:tr>
-        <w:tc>
-          <w:tcPr>
-            <w:tcW w:w="0" w:type="auto"/>
-          </w:tcPr>
-          <w:p>
-            <w:pPr/>
-            <w:r>
-              <w:rPr>
-                <w:rFonts w:ascii="Times New Roman" w:eastAsia="宋体"/>
-                <w:sz w:val="21"/>
-              </w:rPr>
-              <w:t xml:space="preserve">G-002</w:t>
-            </w:r>
-          </w:p>
-        </w:tc>
-        <w:tc>
-          <w:tcPr>
-            <w:tcW w:w="0" w:type="auto"/>
-          </w:tcPr>
-          <w:p>
-            <w:pPr/>
-            <w:r>
-              <w:rPr>
-                <w:rFonts w:ascii="Times New Roman" w:eastAsia="宋体"/>
-                <w:sz w:val="21"/>
-              </w:rPr>
-              <w:t xml:space="preserve">blocked_by_conflict</w:t>
-            </w:r>
-          </w:p>
-        </w:tc>
-        <w:tc>
-          <w:tcPr>
-            <w:tcW w:w="0" w:type="auto"/>
-          </w:tcPr>
-          <w:p>
-            <w:pPr/>
-            <w:r>
-              <w:rPr>
-                <w:rFonts w:ascii="Times New Roman" w:eastAsia="宋体"/>
-                <w:sz w:val="21"/>
-              </w:rPr>
-              <w:t xml:space="preserve">冷负荷</w:t>
-            </w:r>
-          </w:p>
-        </w:tc>
-        <w:tc>
-          <w:tcPr>
-            <w:tcW w:w="0" w:type="auto"/>
-          </w:tcPr>
-          <w:p>
-            <w:pPr/>
-            <w:r>
-              <w:rPr>
-                <w:rFonts w:ascii="Times New Roman" w:eastAsia="宋体"/>
-                <w:sz w:val="21"/>
-              </w:rPr>
-              <w:t xml:space="preserve">依赖项存在未裁决数值冲突，按铁律「不带着冲突往下走」，派生校核阻塞。</w:t>
-            </w:r>
-          </w:p>
-        </w:tc>
-      </w:tr>
-      <w:tr>
-        <w:tc>
-          <w:tcPr>
-            <w:tcW w:w="0" w:type="auto"/>
-          </w:tcPr>
-          <w:p>
-            <w:pPr/>
-            <w:r>
-              <w:rPr>
-                <w:rFonts w:ascii="Times New Roman" w:eastAsia="宋体"/>
-                <w:sz w:val="21"/>
-              </w:rPr>
-              <w:t xml:space="preserve">G-003</w:t>
-            </w:r>
-          </w:p>
-        </w:tc>
-        <w:tc>
-          <w:tcPr>
-            <w:tcW w:w="0" w:type="auto"/>
-          </w:tcPr>
-          <w:p>
-            <w:pPr/>
-            <w:r>
-              <w:rPr>
-                <w:rFonts w:ascii="Times New Roman" w:eastAsia="宋体"/>
-                <w:sz w:val="21"/>
-              </w:rPr>
-              <w:t xml:space="preserve">blocked_by_conflict</w:t>
-            </w:r>
-          </w:p>
-        </w:tc>
-        <w:tc>
-          <w:tcPr>
-            <w:tcW w:w="0" w:type="auto"/>
-          </w:tcPr>
-          <w:p>
-            <w:pPr/>
-            <w:r>
-              <w:rPr>
-                <w:rFonts w:ascii="Times New Roman" w:eastAsia="宋体"/>
-                <w:sz w:val="21"/>
-              </w:rPr>
-              <w:t xml:space="preserve">热负荷</w:t>
-            </w:r>
-          </w:p>
-        </w:tc>
-        <w:tc>
-          <w:tcPr>
-            <w:tcW w:w="0" w:type="auto"/>
-          </w:tcPr>
-          <w:p>
-            <w:pPr/>
-            <w:r>
-              <w:rPr>
-                <w:rFonts w:ascii="Times New Roman" w:eastAsia="宋体"/>
-                <w:sz w:val="21"/>
-              </w:rPr>
-              <w:t xml:space="preserve">依赖项存在未裁决数值冲突，按铁律「不带着冲突往下走」，派生校核阻塞。</w:t>
-            </w:r>
-          </w:p>
-        </w:tc>
-      </w:tr>
-      <w:tr>
-        <w:tc>
-          <w:tcPr>
-            <w:tcW w:w="0" w:type="auto"/>
-          </w:tcPr>
-          <w:p>
-            <w:pPr/>
-            <w:r>
-              <w:rPr>
-                <w:rFonts w:ascii="Times New Roman" w:eastAsia="宋体"/>
-                <w:sz w:val="21"/>
-              </w:rPr>
-              <w:t xml:space="preserve">G-004</w:t>
-            </w:r>
-          </w:p>
-        </w:tc>
-        <w:tc>
-          <w:tcPr>
-            <w:tcW w:w="0" w:type="auto"/>
-          </w:tcPr>
-          <w:p>
-            <w:pPr/>
-            <w:r>
-              <w:rPr>
-                <w:rFonts w:ascii="Times New Roman" w:eastAsia="宋体"/>
-                <w:sz w:val="21"/>
-              </w:rPr>
-              <w:t xml:space="preserve">blocked_by_conflict</w:t>
-            </w:r>
-          </w:p>
-        </w:tc>
-        <w:tc>
-          <w:tcPr>
-            <w:tcW w:w="0" w:type="auto"/>
-          </w:tcPr>
-          <w:p>
-            <w:pPr/>
-            <w:r>
-              <w:rPr>
-                <w:rFonts w:ascii="Times New Roman" w:eastAsia="宋体"/>
-                <w:sz w:val="21"/>
-              </w:rPr>
-              <w:t xml:space="preserve">单位面积综合能耗（当量值）</w:t>
-            </w:r>
-          </w:p>
-        </w:tc>
-        <w:tc>
-          <w:tcPr>
-            <w:tcW w:w="0" w:type="auto"/>
-          </w:tcPr>
-          <w:p>
-            <w:pPr/>
-            <w:r>
-              <w:rPr>
-                <w:rFonts w:ascii="Times New Roman" w:eastAsia="宋体"/>
-                <w:sz w:val="21"/>
-              </w:rPr>
-              <w:t xml:space="preserve">依赖项存在未裁决数值冲突，按铁律「不带着冲突往下走」，派生校核阻塞。</w:t>
-            </w:r>
-          </w:p>
-        </w:tc>
-      </w:tr>
-      <w:tr>
-        <w:tc>
-          <w:tcPr>
-            <w:tcW w:w="0" w:type="auto"/>
-          </w:tcPr>
-          <w:p>
-            <w:pPr/>
-            <w:r>
-              <w:rPr>
-                <w:rFonts w:ascii="Times New Roman" w:eastAsia="宋体"/>
-                <w:sz w:val="21"/>
-              </w:rPr>
-              <w:t xml:space="preserve">G-005</w:t>
-            </w:r>
-          </w:p>
-        </w:tc>
-        <w:tc>
-          <w:tcPr>
-            <w:tcW w:w="0" w:type="auto"/>
-          </w:tcPr>
-          <w:p>
-            <w:pPr/>
-            <w:r>
-              <w:rPr>
-                <w:rFonts w:ascii="Times New Roman" w:eastAsia="宋体"/>
-                <w:sz w:val="21"/>
-              </w:rPr>
-              <w:t xml:space="preserve">blocked_by_conflict</w:t>
-            </w:r>
-          </w:p>
-        </w:tc>
-        <w:tc>
-          <w:tcPr>
-            <w:tcW w:w="0" w:type="auto"/>
-          </w:tcPr>
-          <w:p>
-            <w:pPr/>
-            <w:r>
-              <w:rPr>
-                <w:rFonts w:ascii="Times New Roman" w:eastAsia="宋体"/>
-                <w:sz w:val="21"/>
-              </w:rPr>
-              <w:t xml:space="preserve">单位建筑面积电耗</w:t>
-            </w:r>
-          </w:p>
-        </w:tc>
-        <w:tc>
-          <w:tcPr>
-            <w:tcW w:w="0" w:type="auto"/>
-          </w:tcPr>
-          <w:p>
-            <w:pPr/>
-            <w:r>
-              <w:rPr>
-                <w:rFonts w:ascii="Times New Roman" w:eastAsia="宋体"/>
-                <w:sz w:val="21"/>
-              </w:rPr>
-              <w:t xml:space="preserve">依赖项存在未裁决数值冲突，按铁律「不带着冲突往下走」，派生校核阻塞。</w:t>
-            </w:r>
-          </w:p>
-        </w:tc>
-      </w:tr>
-      <w:tr>
-        <w:tc>
-          <w:tcPr>
-            <w:tcW w:w="0" w:type="auto"/>
-          </w:tcPr>
-          <w:p>
-            <w:pPr/>
-            <w:r>
-              <w:rPr>
-                <w:rFonts w:ascii="Times New Roman" w:eastAsia="宋体"/>
-                <w:sz w:val="21"/>
-              </w:rPr>
-              <w:t xml:space="preserve">G-006</w:t>
-            </w:r>
-          </w:p>
-        </w:tc>
-        <w:tc>
-          <w:tcPr>
-            <w:tcW w:w="0" w:type="auto"/>
-          </w:tcPr>
-          <w:p>
-            <w:pPr/>
-            <w:r>
-              <w:rPr>
-                <w:rFonts w:ascii="Times New Roman" w:eastAsia="宋体"/>
-                <w:sz w:val="21"/>
-              </w:rPr>
-              <w:t xml:space="preserve">blocked_by_conflict</w:t>
-            </w:r>
-          </w:p>
-        </w:tc>
-        <w:tc>
-          <w:tcPr>
-            <w:tcW w:w="0" w:type="auto"/>
-          </w:tcPr>
-          <w:p>
-            <w:pPr/>
-            <w:r>
-              <w:rPr>
-                <w:rFonts w:ascii="Times New Roman" w:eastAsia="宋体"/>
-                <w:sz w:val="21"/>
-              </w:rPr>
-              <w:t xml:space="preserve">单位造价（总投资口径）</w:t>
-            </w:r>
-          </w:p>
-        </w:tc>
-        <w:tc>
-          <w:tcPr>
-            <w:tcW w:w="0" w:type="auto"/>
-          </w:tcPr>
-          <w:p>
-            <w:pPr/>
-            <w:r>
-              <w:rPr>
-                <w:rFonts w:ascii="Times New Roman" w:eastAsia="宋体"/>
-                <w:sz w:val="21"/>
-              </w:rPr>
-              <w:t xml:space="preserve">依赖项存在未裁决数值冲突，按铁律「不带着冲突往下走」，派生校核阻塞。</w:t>
             </w:r>
           </w:p>
         </w:tc>
